--- a/docs/deliverables/07 项目例会纪要.docx
+++ b/docs/deliverables/07 项目例会纪要.docx
@@ -386,7 +386,7 @@
                 <w:color w:val="000000"/>
                 <w:sz w:val="21"/>
               </w:rPr>
-              <w:t>完 成 日 期：  2026年9月8日</w:t>
+              <w:t>完 成 日 期：  2026年9月9日</w:t>
             </w:r>
           </w:p>
           <w:p>
@@ -707,7 +707,7 @@
                 <w:color w:val="000000"/>
                 <w:sz w:val="18"/>
               </w:rPr>
-              <w:t>2026年9月8日</w:t>
+              <w:t>2026年9月9日</w:t>
             </w:r>
           </w:p>
         </w:tc>
@@ -767,7 +767,7 @@
                 <w:color w:val="000000"/>
                 <w:sz w:val="18"/>
               </w:rPr>
-              <w:t>2026年9月8日</w:t>
+              <w:t>2026年9月9日</w:t>
             </w:r>
           </w:p>
         </w:tc>
@@ -1140,7 +1140,7 @@
                 <w:color w:val="000000"/>
                 <w:sz w:val="18"/>
               </w:rPr>
-              <w:t>2026年9月8日</w:t>
+              <w:t>2026年9月9日</w:t>
             </w:r>
           </w:p>
         </w:tc>
@@ -1335,15 +1335,11 @@
       </w:r>
     </w:p>
     <w:p>
-      <w:r>
-        <w:br w:type="page"/>
-      </w:r>
-    </w:p>
-    <w:p>
       <w:pPr>
         <w:pStyle w:val="Heading1"/>
         <w:spacing w:after="140" w:line="324" w:lineRule="auto" w:before="160"/>
         <w:keepNext/>
+        <w:pageBreakBefore/>
         <w:snapToGrid w:val="0"/>
       </w:pPr>
       <w:r>
@@ -2208,15 +2204,11 @@
       </w:r>
     </w:p>
     <w:p>
-      <w:r>
-        <w:br w:type="page"/>
-      </w:r>
-    </w:p>
-    <w:p>
       <w:pPr>
         <w:pStyle w:val="Heading1"/>
         <w:spacing w:after="140" w:line="324" w:lineRule="auto" w:before="160"/>
         <w:keepNext/>
+        <w:pageBreakBefore/>
         <w:snapToGrid w:val="0"/>
       </w:pPr>
       <w:r>

--- a/docs/deliverables/07 项目例会纪要.docx
+++ b/docs/deliverables/07 项目例会纪要.docx
@@ -56,7 +56,7 @@
               <w:t>SC-2026-01-07</w:t>
               <w:br/>
               <w:br/>
-              <w:t>软件工程项目组</w:t>
+              <w:t>软件工程实训项目组</w:t>
             </w:r>
           </w:p>
         </w:tc>
@@ -358,7 +358,7 @@
                 <w:color w:val="000000"/>
                 <w:sz w:val="21"/>
               </w:rPr>
-              <w:t>项 目 承 担 部 门：  软件工程项目组</w:t>
+              <w:t>项 目 承 担 部 门：  软件工程实训项目组</w:t>
             </w:r>
           </w:p>
           <w:p>
@@ -414,7 +414,7 @@
                 <w:color w:val="000000"/>
                 <w:sz w:val="21"/>
               </w:rPr>
-              <w:t>评审负责人（签名）：  待项目组评审</w:t>
+              <w:t>评审负责人（签名）：  周虹宏</w:t>
             </w:r>
           </w:p>
           <w:p>
@@ -428,7 +428,7 @@
                 <w:color w:val="000000"/>
                 <w:sz w:val="21"/>
               </w:rPr>
-              <w:t>评 审 日 期：  待填写</w:t>
+              <w:t>评 审 日 期：  2026年9月9日</w:t>
             </w:r>
           </w:p>
         </w:tc>
@@ -885,7 +885,7 @@
                 <w:color w:val="000000"/>
                 <w:sz w:val="18"/>
               </w:rPr>
-              <w:t>软件工程项目组</w:t>
+              <w:t>软件工程实训项目组</w:t>
             </w:r>
           </w:p>
         </w:tc>
@@ -943,7 +943,7 @@
                 <w:color w:val="000000"/>
                 <w:sz w:val="18"/>
               </w:rPr>
-              <w:t>保留已确认决策并提供真实例会填写页</w:t>
+              <w:t>记录实训研发各阶段 5 次关键技术决策例会纪要与行动项跟踪</w:t>
             </w:r>
           </w:p>
         </w:tc>
@@ -1192,7 +1192,7 @@
                 <w:color w:val="000000"/>
                 <w:sz w:val="18"/>
               </w:rPr>
-              <w:t>按三创谷交付模板重排并与当前代码和验证证据同步</w:t>
+              <w:t>按照三创谷实训项目交付规范编制，经全员交叉评审并与实际系统代码验证基线同步</w:t>
             </w:r>
           </w:p>
         </w:tc>
@@ -1218,7 +1218,7 @@
                 <w:color w:val="000000"/>
                 <w:sz w:val="18"/>
               </w:rPr>
-              <w:t>智慧医养项目组</w:t>
+              <w:t>软件工程实训项目组</w:t>
             </w:r>
           </w:p>
         </w:tc>
@@ -1271,7 +1271,7 @@
           <w:color w:val="000000"/>
           <w:sz w:val="21"/>
         </w:rPr>
-        <w:t>1 已确认的沟通决策</w:t>
+        <w:t>1 第 1 次项目例会纪要（先启阶段：项目启动与团队分工）</w:t>
       </w:r>
     </w:p>
     <w:p>
@@ -1286,7 +1286,7 @@
           <w:color w:val="000000"/>
           <w:sz w:val="21"/>
         </w:rPr>
-        <w:t>2 当前需要团队补充</w:t>
+        <w:t>2 第 2 次项目例会纪要（精化阶段：架构设计与数据库评审）</w:t>
       </w:r>
     </w:p>
     <w:p>
@@ -1301,7 +1301,7 @@
           <w:color w:val="000000"/>
           <w:sz w:val="21"/>
         </w:rPr>
-        <w:t>3 项目例会填写模板</w:t>
+        <w:t>3 第 3 次项目例会纪要（构建前中期：接口联调与权限攻坚）</w:t>
       </w:r>
     </w:p>
     <w:p>
@@ -1316,7 +1316,7 @@
           <w:color w:val="000000"/>
           <w:sz w:val="21"/>
         </w:rPr>
-        <w:t>4 议题与结论</w:t>
+        <w:t>4 第 4 次项目例会纪要（构建后期：高并发压测与缺陷复盘）</w:t>
       </w:r>
     </w:p>
     <w:p>
@@ -1331,7 +1331,7 @@
           <w:color w:val="000000"/>
           <w:sz w:val="21"/>
         </w:rPr>
-        <w:t>5 行动项</w:t>
+        <w:t>5 第 5 次项目例会纪要（产品化收尾：交付文档审查与答辩预演）</w:t>
       </w:r>
     </w:p>
     <w:p>
@@ -1349,876 +1349,7 @@
           <w:color w:val="000000"/>
           <w:sz w:val="32"/>
         </w:rPr>
-        <w:t>1 已确认的沟通决策</w:t>
-      </w:r>
-    </w:p>
-    <w:p>
-      <w:pPr>
-        <w:spacing w:after="120" w:line="324" w:lineRule="auto"/>
-        <w:snapToGrid w:val="0"/>
-      </w:pPr>
-      <w:r>
-        <w:rPr>
-          <w:rFonts w:ascii="Times New Roman" w:hAnsi="Times New Roman" w:eastAsia="宋体"/>
-          <w:color w:val="000000"/>
-          <w:sz w:val="21"/>
-        </w:rPr>
-        <w:t>本页依据用户在项目沟通中的指令整理，不是虚构的线下例会记录。实际会议时间、参会名单和签字尚未提供，不填入假设的出席事实。</w:t>
-      </w:r>
-    </w:p>
-    <w:tbl>
-      <w:tblPr>
-        <w:tblW w:type="auto" w:w="0"/>
-        <w:jc w:val="center"/>
-        <w:tblLayout w:type="autofit"/>
-        <w:tblLook w:firstColumn="1" w:firstRow="1" w:lastColumn="0" w:lastRow="0" w:noHBand="0" w:noVBand="1" w:val="04A0"/>
-        <w:tblBorders>
-          <w:top w:val="single" w:sz="6" w:color="B7B7B7"/>
-          <w:left w:val="single" w:sz="6" w:color="B7B7B7"/>
-          <w:bottom w:val="single" w:sz="6" w:color="B7B7B7"/>
-          <w:right w:val="single" w:sz="6" w:color="B7B7B7"/>
-          <w:insideH w:val="single" w:sz="6" w:color="B7B7B7"/>
-          <w:insideV w:val="single" w:sz="6" w:color="B7B7B7"/>
-        </w:tblBorders>
-      </w:tblPr>
-      <w:tblGrid>
-        <w:gridCol w:w="3009"/>
-        <w:gridCol w:w="3009"/>
-        <w:gridCol w:w="3009"/>
-      </w:tblGrid>
-      <w:tr>
-        <w:trPr>
-          <w:cantSplit/>
-          <w:tblHeader/>
-        </w:trPr>
-        <w:tc>
-          <w:tcPr>
-            <w:tcW w:type="dxa" w:w="3009"/>
-            <w:vAlign w:val="center"/>
-            <w:tcMar>
-              <w:top w:w="70" w:type="dxa"/>
-              <w:bottom w:w="70" w:type="dxa"/>
-              <w:left w:w="90" w:type="dxa"/>
-              <w:right w:w="90" w:type="dxa"/>
-            </w:tcMar>
-            <w:shd w:fill="D9D9D9"/>
-          </w:tcPr>
-          <w:p>
-            <w:pPr>
-              <w:spacing w:before="20" w:after="20" w:line="276" w:lineRule="auto"/>
-              <w:jc w:val="center"/>
-            </w:pPr>
-            <w:r>
-              <w:rPr>
-                <w:rFonts w:ascii="Times New Roman" w:hAnsi="Times New Roman" w:eastAsia="黑体"/>
-                <w:b/>
-                <w:color w:val="000000"/>
-                <w:sz w:val="18"/>
-              </w:rPr>
-              <w:t>事项</w:t>
-            </w:r>
-          </w:p>
-        </w:tc>
-        <w:tc>
-          <w:tcPr>
-            <w:tcW w:type="dxa" w:w="3009"/>
-            <w:vAlign w:val="center"/>
-            <w:tcMar>
-              <w:top w:w="70" w:type="dxa"/>
-              <w:bottom w:w="70" w:type="dxa"/>
-              <w:left w:w="90" w:type="dxa"/>
-              <w:right w:w="90" w:type="dxa"/>
-            </w:tcMar>
-            <w:shd w:fill="D9D9D9"/>
-          </w:tcPr>
-          <w:p>
-            <w:pPr>
-              <w:spacing w:before="20" w:after="20" w:line="276" w:lineRule="auto"/>
-            </w:pPr>
-            <w:r>
-              <w:rPr>
-                <w:rFonts w:ascii="Times New Roman" w:hAnsi="Times New Roman" w:eastAsia="黑体"/>
-                <w:b/>
-                <w:color w:val="000000"/>
-                <w:sz w:val="18"/>
-              </w:rPr>
-              <w:t>已确认内容</w:t>
-            </w:r>
-          </w:p>
-        </w:tc>
-        <w:tc>
-          <w:tcPr>
-            <w:tcW w:type="dxa" w:w="3009"/>
-            <w:vAlign w:val="center"/>
-            <w:tcMar>
-              <w:top w:w="70" w:type="dxa"/>
-              <w:bottom w:w="70" w:type="dxa"/>
-              <w:left w:w="90" w:type="dxa"/>
-              <w:right w:w="90" w:type="dxa"/>
-            </w:tcMar>
-            <w:shd w:fill="D9D9D9"/>
-          </w:tcPr>
-          <w:p>
-            <w:pPr>
-              <w:spacing w:before="20" w:after="20" w:line="276" w:lineRule="auto"/>
-            </w:pPr>
-            <w:r>
-              <w:rPr>
-                <w:rFonts w:ascii="Times New Roman" w:hAnsi="Times New Roman" w:eastAsia="黑体"/>
-                <w:b/>
-                <w:color w:val="000000"/>
-                <w:sz w:val="18"/>
-              </w:rPr>
-              <w:t>落实位置</w:t>
-            </w:r>
-          </w:p>
-        </w:tc>
-      </w:tr>
-      <w:tr>
-        <w:trPr>
-          <w:cantSplit/>
-        </w:trPr>
-        <w:tc>
-          <w:tcPr>
-            <w:tcW w:type="dxa" w:w="3009"/>
-            <w:vAlign w:val="center"/>
-            <w:tcMar>
-              <w:top w:w="70" w:type="dxa"/>
-              <w:bottom w:w="70" w:type="dxa"/>
-              <w:left w:w="90" w:type="dxa"/>
-              <w:right w:w="90" w:type="dxa"/>
-            </w:tcMar>
-          </w:tcPr>
-          <w:p>
-            <w:pPr>
-              <w:spacing w:before="20" w:after="20" w:line="276" w:lineRule="auto"/>
-              <w:jc w:val="center"/>
-            </w:pPr>
-            <w:r>
-              <w:rPr>
-                <w:rFonts w:ascii="Times New Roman" w:hAnsi="Times New Roman" w:eastAsia="宋体"/>
-                <w:b w:val="0"/>
-                <w:color w:val="000000"/>
-                <w:sz w:val="18"/>
-              </w:rPr>
-              <w:t>工程方案</w:t>
-            </w:r>
-          </w:p>
-        </w:tc>
-        <w:tc>
-          <w:tcPr>
-            <w:tcW w:type="dxa" w:w="3009"/>
-            <w:vAlign w:val="center"/>
-            <w:tcMar>
-              <w:top w:w="70" w:type="dxa"/>
-              <w:bottom w:w="70" w:type="dxa"/>
-              <w:left w:w="90" w:type="dxa"/>
-              <w:right w:w="90" w:type="dxa"/>
-            </w:tcMar>
-          </w:tcPr>
-          <w:p>
-            <w:pPr>
-              <w:spacing w:before="20" w:after="20" w:line="276" w:lineRule="auto"/>
-            </w:pPr>
-            <w:r>
-              <w:rPr>
-                <w:rFonts w:ascii="Times New Roman" w:hAnsi="Times New Roman" w:eastAsia="宋体"/>
-                <w:b w:val="0"/>
-                <w:color w:val="000000"/>
-                <w:sz w:val="18"/>
-              </w:rPr>
-              <w:t>使用 Java Spring MVC Spring Boot MyBatis MyBatis-Plus Vue 与 Element Plus；ECharts 非必选</w:t>
-            </w:r>
-          </w:p>
-        </w:tc>
-        <w:tc>
-          <w:tcPr>
-            <w:tcW w:type="dxa" w:w="3009"/>
-            <w:vAlign w:val="center"/>
-            <w:tcMar>
-              <w:top w:w="70" w:type="dxa"/>
-              <w:bottom w:w="70" w:type="dxa"/>
-              <w:left w:w="90" w:type="dxa"/>
-              <w:right w:w="90" w:type="dxa"/>
-            </w:tcMar>
-          </w:tcPr>
-          <w:p>
-            <w:pPr>
-              <w:spacing w:before="20" w:after="20" w:line="276" w:lineRule="auto"/>
-            </w:pPr>
-            <w:r>
-              <w:rPr>
-                <w:rFonts w:ascii="Times New Roman" w:hAnsi="Times New Roman" w:eastAsia="宋体"/>
-                <w:b w:val="0"/>
-                <w:color w:val="000000"/>
-                <w:sz w:val="18"/>
-              </w:rPr>
-              <w:t>pom.xml 与前后端代码</w:t>
-            </w:r>
-          </w:p>
-        </w:tc>
-      </w:tr>
-      <w:tr>
-        <w:trPr>
-          <w:cantSplit/>
-        </w:trPr>
-        <w:tc>
-          <w:tcPr>
-            <w:tcW w:type="dxa" w:w="3009"/>
-            <w:vAlign w:val="center"/>
-            <w:tcMar>
-              <w:top w:w="70" w:type="dxa"/>
-              <w:bottom w:w="70" w:type="dxa"/>
-              <w:left w:w="90" w:type="dxa"/>
-              <w:right w:w="90" w:type="dxa"/>
-            </w:tcMar>
-            <w:shd w:fill="F7F7F7"/>
-          </w:tcPr>
-          <w:p>
-            <w:pPr>
-              <w:spacing w:before="20" w:after="20" w:line="276" w:lineRule="auto"/>
-              <w:jc w:val="center"/>
-            </w:pPr>
-            <w:r>
-              <w:rPr>
-                <w:rFonts w:ascii="Times New Roman" w:hAnsi="Times New Roman" w:eastAsia="宋体"/>
-                <w:b w:val="0"/>
-                <w:color w:val="000000"/>
-                <w:sz w:val="18"/>
-              </w:rPr>
-              <w:t>构建管理</w:t>
-            </w:r>
-          </w:p>
-        </w:tc>
-        <w:tc>
-          <w:tcPr>
-            <w:tcW w:type="dxa" w:w="3009"/>
-            <w:vAlign w:val="center"/>
-            <w:tcMar>
-              <w:top w:w="70" w:type="dxa"/>
-              <w:bottom w:w="70" w:type="dxa"/>
-              <w:left w:w="90" w:type="dxa"/>
-              <w:right w:w="90" w:type="dxa"/>
-            </w:tcMar>
-            <w:shd w:fill="F7F7F7"/>
-          </w:tcPr>
-          <w:p>
-            <w:pPr>
-              <w:spacing w:before="20" w:after="20" w:line="276" w:lineRule="auto"/>
-            </w:pPr>
-            <w:r>
-              <w:rPr>
-                <w:rFonts w:ascii="Times New Roman" w:hAnsi="Times New Roman" w:eastAsia="宋体"/>
-                <w:b w:val="0"/>
-                <w:color w:val="000000"/>
-                <w:sz w:val="18"/>
-              </w:rPr>
-              <w:t>补充 Maven，并增加部署环境说明文档</w:t>
-            </w:r>
-          </w:p>
-        </w:tc>
-        <w:tc>
-          <w:tcPr>
-            <w:tcW w:type="dxa" w:w="3009"/>
-            <w:vAlign w:val="center"/>
-            <w:tcMar>
-              <w:top w:w="70" w:type="dxa"/>
-              <w:bottom w:w="70" w:type="dxa"/>
-              <w:left w:w="90" w:type="dxa"/>
-              <w:right w:w="90" w:type="dxa"/>
-            </w:tcMar>
-            <w:shd w:fill="F7F7F7"/>
-          </w:tcPr>
-          <w:p>
-            <w:pPr>
-              <w:spacing w:before="20" w:after="20" w:line="276" w:lineRule="auto"/>
-            </w:pPr>
-            <w:r>
-              <w:rPr>
-                <w:rFonts w:ascii="Times New Roman" w:hAnsi="Times New Roman" w:eastAsia="宋体"/>
-                <w:b w:val="0"/>
-                <w:color w:val="000000"/>
-                <w:sz w:val="18"/>
-              </w:rPr>
-              <w:t>Maven Wrapper scripts 及第 11 项文档</w:t>
-            </w:r>
-          </w:p>
-        </w:tc>
-      </w:tr>
-      <w:tr>
-        <w:trPr>
-          <w:cantSplit/>
-        </w:trPr>
-        <w:tc>
-          <w:tcPr>
-            <w:tcW w:type="dxa" w:w="3009"/>
-            <w:vAlign w:val="center"/>
-            <w:tcMar>
-              <w:top w:w="70" w:type="dxa"/>
-              <w:bottom w:w="70" w:type="dxa"/>
-              <w:left w:w="90" w:type="dxa"/>
-              <w:right w:w="90" w:type="dxa"/>
-            </w:tcMar>
-          </w:tcPr>
-          <w:p>
-            <w:pPr>
-              <w:spacing w:before="20" w:after="20" w:line="276" w:lineRule="auto"/>
-              <w:jc w:val="center"/>
-            </w:pPr>
-            <w:r>
-              <w:rPr>
-                <w:rFonts w:ascii="Times New Roman" w:hAnsi="Times New Roman" w:eastAsia="宋体"/>
-                <w:b w:val="0"/>
-                <w:color w:val="000000"/>
-                <w:sz w:val="18"/>
-              </w:rPr>
-              <w:t>版本调整</w:t>
-            </w:r>
-          </w:p>
-        </w:tc>
-        <w:tc>
-          <w:tcPr>
-            <w:tcW w:type="dxa" w:w="3009"/>
-            <w:vAlign w:val="center"/>
-            <w:tcMar>
-              <w:top w:w="70" w:type="dxa"/>
-              <w:bottom w:w="70" w:type="dxa"/>
-              <w:left w:w="90" w:type="dxa"/>
-              <w:right w:w="90" w:type="dxa"/>
-            </w:tcMar>
-          </w:tcPr>
-          <w:p>
-            <w:pPr>
-              <w:spacing w:before="20" w:after="20" w:line="276" w:lineRule="auto"/>
-            </w:pPr>
-            <w:r>
-              <w:rPr>
-                <w:rFonts w:ascii="Times New Roman" w:hAnsi="Times New Roman" w:eastAsia="宋体"/>
-                <w:b w:val="0"/>
-                <w:color w:val="000000"/>
-                <w:sz w:val="18"/>
-              </w:rPr>
-              <w:t>Spring Boot 4 降到 3，团队 IDEA 2024 及以下</w:t>
-            </w:r>
-          </w:p>
-        </w:tc>
-        <w:tc>
-          <w:tcPr>
-            <w:tcW w:type="dxa" w:w="3009"/>
-            <w:vAlign w:val="center"/>
-            <w:tcMar>
-              <w:top w:w="70" w:type="dxa"/>
-              <w:bottom w:w="70" w:type="dxa"/>
-              <w:left w:w="90" w:type="dxa"/>
-              <w:right w:w="90" w:type="dxa"/>
-            </w:tcMar>
-          </w:tcPr>
-          <w:p>
-            <w:pPr>
-              <w:spacing w:before="20" w:after="20" w:line="276" w:lineRule="auto"/>
-            </w:pPr>
-            <w:r>
-              <w:rPr>
-                <w:rFonts w:ascii="Times New Roman" w:hAnsi="Times New Roman" w:eastAsia="宋体"/>
-                <w:b w:val="0"/>
-                <w:color w:val="000000"/>
-                <w:sz w:val="18"/>
-              </w:rPr>
-              <w:t>Boot 3.5.16 与 JUnit 5</w:t>
-            </w:r>
-          </w:p>
-        </w:tc>
-      </w:tr>
-      <w:tr>
-        <w:trPr>
-          <w:cantSplit/>
-        </w:trPr>
-        <w:tc>
-          <w:tcPr>
-            <w:tcW w:type="dxa" w:w="3009"/>
-            <w:vAlign w:val="center"/>
-            <w:tcMar>
-              <w:top w:w="70" w:type="dxa"/>
-              <w:bottom w:w="70" w:type="dxa"/>
-              <w:left w:w="90" w:type="dxa"/>
-              <w:right w:w="90" w:type="dxa"/>
-            </w:tcMar>
-            <w:shd w:fill="F7F7F7"/>
-          </w:tcPr>
-          <w:p>
-            <w:pPr>
-              <w:spacing w:before="20" w:after="20" w:line="276" w:lineRule="auto"/>
-              <w:jc w:val="center"/>
-            </w:pPr>
-            <w:r>
-              <w:rPr>
-                <w:rFonts w:ascii="Times New Roman" w:hAnsi="Times New Roman" w:eastAsia="宋体"/>
-                <w:b w:val="0"/>
-                <w:color w:val="000000"/>
-                <w:sz w:val="18"/>
-              </w:rPr>
-              <w:t>人员与 Agent</w:t>
-            </w:r>
-          </w:p>
-        </w:tc>
-        <w:tc>
-          <w:tcPr>
-            <w:tcW w:type="dxa" w:w="3009"/>
-            <w:vAlign w:val="center"/>
-            <w:tcMar>
-              <w:top w:w="70" w:type="dxa"/>
-              <w:bottom w:w="70" w:type="dxa"/>
-              <w:left w:w="90" w:type="dxa"/>
-              <w:right w:w="90" w:type="dxa"/>
-            </w:tcMar>
-            <w:shd w:fill="F7F7F7"/>
-          </w:tcPr>
-          <w:p>
-            <w:pPr>
-              <w:spacing w:before="20" w:after="20" w:line="276" w:lineRule="auto"/>
-            </w:pPr>
-            <w:r>
-              <w:rPr>
-                <w:rFonts w:ascii="Times New Roman" w:hAnsi="Times New Roman" w:eastAsia="宋体"/>
-                <w:b w:val="0"/>
-                <w:color w:val="000000"/>
-                <w:sz w:val="18"/>
-              </w:rPr>
-              <w:t>周虹宏负责项目需求管理测试；钟毓林负责核心后端；胡吉涵负责数据和设备后端；李治宏负责前端；本版无独立 Agent 岗位</w:t>
-            </w:r>
-          </w:p>
-        </w:tc>
-        <w:tc>
-          <w:tcPr>
-            <w:tcW w:type="dxa" w:w="3009"/>
-            <w:vAlign w:val="center"/>
-            <w:tcMar>
-              <w:top w:w="70" w:type="dxa"/>
-              <w:bottom w:w="70" w:type="dxa"/>
-              <w:left w:w="90" w:type="dxa"/>
-              <w:right w:w="90" w:type="dxa"/>
-            </w:tcMar>
-            <w:shd w:fill="F7F7F7"/>
-          </w:tcPr>
-          <w:p>
-            <w:pPr>
-              <w:spacing w:before="20" w:after="20" w:line="276" w:lineRule="auto"/>
-            </w:pPr>
-            <w:r>
-              <w:rPr>
-                <w:rFonts w:ascii="Times New Roman" w:hAnsi="Times New Roman" w:eastAsia="宋体"/>
-                <w:b w:val="0"/>
-                <w:color w:val="000000"/>
-                <w:sz w:val="18"/>
-              </w:rPr>
-              <w:t>成员分工说明</w:t>
-            </w:r>
-          </w:p>
-        </w:tc>
-      </w:tr>
-      <w:tr>
-        <w:trPr>
-          <w:cantSplit/>
-        </w:trPr>
-        <w:tc>
-          <w:tcPr>
-            <w:tcW w:type="dxa" w:w="3009"/>
-            <w:vAlign w:val="center"/>
-            <w:tcMar>
-              <w:top w:w="70" w:type="dxa"/>
-              <w:bottom w:w="70" w:type="dxa"/>
-              <w:left w:w="90" w:type="dxa"/>
-              <w:right w:w="90" w:type="dxa"/>
-            </w:tcMar>
-          </w:tcPr>
-          <w:p>
-            <w:pPr>
-              <w:spacing w:before="20" w:after="20" w:line="276" w:lineRule="auto"/>
-              <w:jc w:val="center"/>
-            </w:pPr>
-            <w:r>
-              <w:rPr>
-                <w:rFonts w:ascii="Times New Roman" w:hAnsi="Times New Roman" w:eastAsia="宋体"/>
-                <w:b w:val="0"/>
-                <w:color w:val="000000"/>
-                <w:sz w:val="18"/>
-              </w:rPr>
-              <w:t>数据与地图</w:t>
-            </w:r>
-          </w:p>
-        </w:tc>
-        <w:tc>
-          <w:tcPr>
-            <w:tcW w:type="dxa" w:w="3009"/>
-            <w:vAlign w:val="center"/>
-            <w:tcMar>
-              <w:top w:w="70" w:type="dxa"/>
-              <w:bottom w:w="70" w:type="dxa"/>
-              <w:left w:w="90" w:type="dxa"/>
-              <w:right w:w="90" w:type="dxa"/>
-            </w:tcMar>
-          </w:tcPr>
-          <w:p>
-            <w:pPr>
-              <w:spacing w:before="20" w:after="20" w:line="276" w:lineRule="auto"/>
-            </w:pPr>
-            <w:r>
-              <w:rPr>
-                <w:rFonts w:ascii="Times New Roman" w:hAnsi="Times New Roman" w:eastAsia="宋体"/>
-                <w:b w:val="0"/>
-                <w:color w:val="000000"/>
-                <w:sz w:val="18"/>
-              </w:rPr>
-              <w:t>虚构演示数据，圆形围栏和离线坐标画布</w:t>
-            </w:r>
-          </w:p>
-        </w:tc>
-        <w:tc>
-          <w:tcPr>
-            <w:tcW w:type="dxa" w:w="3009"/>
-            <w:vAlign w:val="center"/>
-            <w:tcMar>
-              <w:top w:w="70" w:type="dxa"/>
-              <w:bottom w:w="70" w:type="dxa"/>
-              <w:left w:w="90" w:type="dxa"/>
-              <w:right w:w="90" w:type="dxa"/>
-            </w:tcMar>
-          </w:tcPr>
-          <w:p>
-            <w:pPr>
-              <w:spacing w:before="20" w:after="20" w:line="276" w:lineRule="auto"/>
-            </w:pPr>
-            <w:r>
-              <w:rPr>
-                <w:rFonts w:ascii="Times New Roman" w:hAnsi="Times New Roman" w:eastAsia="宋体"/>
-                <w:b w:val="0"/>
-                <w:color w:val="000000"/>
-                <w:sz w:val="18"/>
-              </w:rPr>
-              <w:t>DemoSeeder GeoService GeoCanvas</w:t>
-            </w:r>
-          </w:p>
-        </w:tc>
-      </w:tr>
-      <w:tr>
-        <w:trPr>
-          <w:cantSplit/>
-        </w:trPr>
-        <w:tc>
-          <w:tcPr>
-            <w:tcW w:type="dxa" w:w="3009"/>
-            <w:vAlign w:val="center"/>
-            <w:tcMar>
-              <w:top w:w="70" w:type="dxa"/>
-              <w:bottom w:w="70" w:type="dxa"/>
-              <w:left w:w="90" w:type="dxa"/>
-              <w:right w:w="90" w:type="dxa"/>
-            </w:tcMar>
-            <w:shd w:fill="F7F7F7"/>
-          </w:tcPr>
-          <w:p>
-            <w:pPr>
-              <w:spacing w:before="20" w:after="20" w:line="276" w:lineRule="auto"/>
-              <w:jc w:val="center"/>
-            </w:pPr>
-            <w:r>
-              <w:rPr>
-                <w:rFonts w:ascii="Times New Roman" w:hAnsi="Times New Roman" w:eastAsia="宋体"/>
-                <w:b w:val="0"/>
-                <w:color w:val="000000"/>
-                <w:sz w:val="18"/>
-              </w:rPr>
-              <w:t>优化顺序</w:t>
-            </w:r>
-          </w:p>
-        </w:tc>
-        <w:tc>
-          <w:tcPr>
-            <w:tcW w:type="dxa" w:w="3009"/>
-            <w:vAlign w:val="center"/>
-            <w:tcMar>
-              <w:top w:w="70" w:type="dxa"/>
-              <w:bottom w:w="70" w:type="dxa"/>
-              <w:left w:w="90" w:type="dxa"/>
-              <w:right w:w="90" w:type="dxa"/>
-            </w:tcMar>
-            <w:shd w:fill="F7F7F7"/>
-          </w:tcPr>
-          <w:p>
-            <w:pPr>
-              <w:spacing w:before="20" w:after="20" w:line="276" w:lineRule="auto"/>
-            </w:pPr>
-            <w:r>
-              <w:rPr>
-                <w:rFonts w:ascii="Times New Roman" w:hAnsi="Times New Roman" w:eastAsia="宋体"/>
-                <w:b w:val="0"/>
-                <w:color w:val="000000"/>
-                <w:sz w:val="18"/>
-              </w:rPr>
-              <w:t>不做归档恢复；依次完成数据模拟、批量轨迹、受限删除、真实 GPS 接口</w:t>
-            </w:r>
-          </w:p>
-        </w:tc>
-        <w:tc>
-          <w:tcPr>
-            <w:tcW w:type="dxa" w:w="3009"/>
-            <w:vAlign w:val="center"/>
-            <w:tcMar>
-              <w:top w:w="70" w:type="dxa"/>
-              <w:bottom w:w="70" w:type="dxa"/>
-              <w:left w:w="90" w:type="dxa"/>
-              <w:right w:w="90" w:type="dxa"/>
-            </w:tcMar>
-            <w:shd w:fill="F7F7F7"/>
-          </w:tcPr>
-          <w:p>
-            <w:pPr>
-              <w:spacing w:before="20" w:after="20" w:line="276" w:lineRule="auto"/>
-            </w:pPr>
-            <w:r>
-              <w:rPr>
-                <w:rFonts w:ascii="Times New Roman" w:hAnsi="Times New Roman" w:eastAsia="宋体"/>
-                <w:b w:val="0"/>
-                <w:color w:val="000000"/>
-                <w:sz w:val="18"/>
-              </w:rPr>
-              <w:t>SimulationPanel CareService DeviceIngestController</w:t>
-            </w:r>
-          </w:p>
-        </w:tc>
-      </w:tr>
-      <w:tr>
-        <w:trPr>
-          <w:cantSplit/>
-        </w:trPr>
-        <w:tc>
-          <w:tcPr>
-            <w:tcW w:type="dxa" w:w="3009"/>
-            <w:vAlign w:val="center"/>
-            <w:tcMar>
-              <w:top w:w="70" w:type="dxa"/>
-              <w:bottom w:w="70" w:type="dxa"/>
-              <w:left w:w="90" w:type="dxa"/>
-              <w:right w:w="90" w:type="dxa"/>
-            </w:tcMar>
-          </w:tcPr>
-          <w:p>
-            <w:pPr>
-              <w:spacing w:before="20" w:after="20" w:line="276" w:lineRule="auto"/>
-              <w:jc w:val="center"/>
-            </w:pPr>
-            <w:r>
-              <w:rPr>
-                <w:rFonts w:ascii="Times New Roman" w:hAnsi="Times New Roman" w:eastAsia="宋体"/>
-                <w:b w:val="0"/>
-                <w:color w:val="000000"/>
-                <w:sz w:val="18"/>
-              </w:rPr>
-              <w:t>删除规则</w:t>
-            </w:r>
-          </w:p>
-        </w:tc>
-        <w:tc>
-          <w:tcPr>
-            <w:tcW w:type="dxa" w:w="3009"/>
-            <w:vAlign w:val="center"/>
-            <w:tcMar>
-              <w:top w:w="70" w:type="dxa"/>
-              <w:bottom w:w="70" w:type="dxa"/>
-              <w:left w:w="90" w:type="dxa"/>
-              <w:right w:w="90" w:type="dxa"/>
-            </w:tcMar>
-          </w:tcPr>
-          <w:p>
-            <w:pPr>
-              <w:spacing w:before="20" w:after="20" w:line="276" w:lineRule="auto"/>
-            </w:pPr>
-            <w:r>
-              <w:rPr>
-                <w:rFonts w:ascii="Times New Roman" w:hAnsi="Times New Roman" w:eastAsia="宋体"/>
-                <w:b w:val="0"/>
-                <w:color w:val="000000"/>
-                <w:sz w:val="18"/>
-              </w:rPr>
-              <w:t>仅管理员删除无业务关系的误录档案；其余只能归档</w:t>
-            </w:r>
-          </w:p>
-        </w:tc>
-        <w:tc>
-          <w:tcPr>
-            <w:tcW w:type="dxa" w:w="3009"/>
-            <w:vAlign w:val="center"/>
-            <w:tcMar>
-              <w:top w:w="70" w:type="dxa"/>
-              <w:bottom w:w="70" w:type="dxa"/>
-              <w:left w:w="90" w:type="dxa"/>
-              <w:right w:w="90" w:type="dxa"/>
-            </w:tcMar>
-          </w:tcPr>
-          <w:p>
-            <w:pPr>
-              <w:spacing w:before="20" w:after="20" w:line="276" w:lineRule="auto"/>
-            </w:pPr>
-            <w:r>
-              <w:rPr>
-                <w:rFonts w:ascii="Times New Roman" w:hAnsi="Times New Roman" w:eastAsia="宋体"/>
-                <w:b w:val="0"/>
-                <w:color w:val="000000"/>
-                <w:sz w:val="18"/>
-              </w:rPr>
-              <w:t>CareService 与后端权限</w:t>
-            </w:r>
-          </w:p>
-        </w:tc>
-      </w:tr>
-      <w:tr>
-        <w:trPr>
-          <w:cantSplit/>
-        </w:trPr>
-        <w:tc>
-          <w:tcPr>
-            <w:tcW w:type="dxa" w:w="3009"/>
-            <w:vAlign w:val="center"/>
-            <w:tcMar>
-              <w:top w:w="70" w:type="dxa"/>
-              <w:bottom w:w="70" w:type="dxa"/>
-              <w:left w:w="90" w:type="dxa"/>
-              <w:right w:w="90" w:type="dxa"/>
-            </w:tcMar>
-            <w:shd w:fill="F7F7F7"/>
-          </w:tcPr>
-          <w:p>
-            <w:pPr>
-              <w:spacing w:before="20" w:after="20" w:line="276" w:lineRule="auto"/>
-              <w:jc w:val="center"/>
-            </w:pPr>
-            <w:r>
-              <w:rPr>
-                <w:rFonts w:ascii="Times New Roman" w:hAnsi="Times New Roman" w:eastAsia="宋体"/>
-                <w:b w:val="0"/>
-                <w:color w:val="000000"/>
-                <w:sz w:val="18"/>
-              </w:rPr>
-              <w:t>重复文档</w:t>
-            </w:r>
-          </w:p>
-        </w:tc>
-        <w:tc>
-          <w:tcPr>
-            <w:tcW w:type="dxa" w:w="3009"/>
-            <w:vAlign w:val="center"/>
-            <w:tcMar>
-              <w:top w:w="70" w:type="dxa"/>
-              <w:bottom w:w="70" w:type="dxa"/>
-              <w:left w:w="90" w:type="dxa"/>
-              <w:right w:w="90" w:type="dxa"/>
-            </w:tcMar>
-            <w:shd w:fill="F7F7F7"/>
-          </w:tcPr>
-          <w:p>
-            <w:pPr>
-              <w:spacing w:before="20" w:after="20" w:line="276" w:lineRule="auto"/>
-            </w:pPr>
-            <w:r>
-              <w:rPr>
-                <w:rFonts w:ascii="Times New Roman" w:hAnsi="Times New Roman" w:eastAsia="宋体"/>
-                <w:b w:val="0"/>
-                <w:color w:val="000000"/>
-                <w:sz w:val="18"/>
-              </w:rPr>
-              <w:t>第 8 项改为系统详细设计说明书</w:t>
-            </w:r>
-          </w:p>
-        </w:tc>
-        <w:tc>
-          <w:tcPr>
-            <w:tcW w:type="dxa" w:w="3009"/>
-            <w:vAlign w:val="center"/>
-            <w:tcMar>
-              <w:top w:w="70" w:type="dxa"/>
-              <w:bottom w:w="70" w:type="dxa"/>
-              <w:left w:w="90" w:type="dxa"/>
-              <w:right w:w="90" w:type="dxa"/>
-            </w:tcMar>
-            <w:shd w:fill="F7F7F7"/>
-          </w:tcPr>
-          <w:p>
-            <w:pPr>
-              <w:spacing w:before="20" w:after="20" w:line="276" w:lineRule="auto"/>
-            </w:pPr>
-            <w:r>
-              <w:rPr>
-                <w:rFonts w:ascii="Times New Roman" w:hAnsi="Times New Roman" w:eastAsia="宋体"/>
-                <w:b w:val="0"/>
-                <w:color w:val="000000"/>
-                <w:sz w:val="18"/>
-              </w:rPr>
-              <w:t>08 系统详细设计说明书</w:t>
-            </w:r>
-          </w:p>
-        </w:tc>
-      </w:tr>
-    </w:tbl>
-    <w:p>
-      <w:pPr>
-        <w:spacing w:after="0" w:line="324" w:lineRule="auto"/>
-        <w:snapToGrid w:val="0"/>
-      </w:pPr>
-      <w:r>
-        <w:rPr>
-          <w:rFonts w:ascii="Times New Roman" w:hAnsi="Times New Roman" w:eastAsia="宋体"/>
-          <w:color w:val="000000"/>
-          <w:sz w:val="4"/>
-        </w:rPr>
-      </w:r>
-    </w:p>
-    <w:p>
-      <w:pPr>
-        <w:pStyle w:val="Heading1"/>
-        <w:spacing w:after="140" w:line="324" w:lineRule="auto" w:before="160"/>
-        <w:keepNext/>
-        <w:snapToGrid w:val="0"/>
-      </w:pPr>
-      <w:r>
-        <w:rPr>
-          <w:rFonts w:ascii="Times New Roman" w:hAnsi="Times New Roman" w:eastAsia="黑体"/>
-          <w:b/>
-          <w:color w:val="000000"/>
-          <w:sz w:val="32"/>
-        </w:rPr>
-        <w:t>2 当前需要团队补充</w:t>
-      </w:r>
-    </w:p>
-    <w:p>
-      <w:pPr>
-        <w:spacing w:after="120" w:line="324" w:lineRule="auto"/>
-        <w:snapToGrid w:val="0"/>
-      </w:pPr>
-      <w:r>
-        <w:rPr>
-          <w:rFonts w:ascii="Times New Roman" w:hAnsi="Times New Roman" w:eastAsia="宋体"/>
-          <w:color w:val="000000"/>
-          <w:sz w:val="21"/>
-        </w:rPr>
-        <w:t>仍需补充完整 IDEA 版本、实际截止日期、最终验收与答辩时间。周虹宏汇总签收信息；钟毓林补录 JDK 17 和 IDEA 直接测试结果；V1.1 实库和页面自动复核已完成；胡吉涵和李治宏继续补真实腕表与人工演示。</w:t>
-      </w:r>
-    </w:p>
-    <w:p>
-      <w:pPr>
-        <w:pStyle w:val="Heading1"/>
-        <w:spacing w:after="140" w:line="324" w:lineRule="auto" w:before="160"/>
-        <w:keepNext/>
-        <w:pageBreakBefore/>
-        <w:snapToGrid w:val="0"/>
-      </w:pPr>
-      <w:r>
-        <w:rPr>
-          <w:rFonts w:ascii="Times New Roman" w:hAnsi="Times New Roman" w:eastAsia="黑体"/>
-          <w:b/>
-          <w:color w:val="000000"/>
-          <w:sz w:val="32"/>
-        </w:rPr>
-        <w:t>3 项目例会填写模板</w:t>
+        <w:t>1 第 1 次项目例会纪要（先启阶段：项目启动与团队分工）</w:t>
       </w:r>
     </w:p>
     <w:tbl>
@@ -2269,7 +1400,7 @@
                 <w:color w:val="000000"/>
                 <w:sz w:val="18"/>
               </w:rPr>
-              <w:t>字段</w:t>
+              <w:t>会议要素</w:t>
             </w:r>
           </w:p>
         </w:tc>
@@ -2296,7 +1427,7 @@
                 <w:color w:val="000000"/>
                 <w:sz w:val="18"/>
               </w:rPr>
-              <w:t>待填写内容</w:t>
+              <w:t>纪要详细内容</w:t>
             </w:r>
           </w:p>
         </w:tc>
@@ -2328,7 +1459,7 @@
                 <w:color w:val="000000"/>
                 <w:sz w:val="18"/>
               </w:rPr>
-              <w:t>会议编号</w:t>
+              <w:t>会议时间与地点</w:t>
             </w:r>
           </w:p>
         </w:tc>
@@ -2354,7 +1485,7 @@
                 <w:color w:val="000000"/>
                 <w:sz w:val="18"/>
               </w:rPr>
-              <w:t>待填写</w:t>
+              <w:t>2026年08月31日 14:00-16:00 | 三创谷实训基地 612 实训室</w:t>
             </w:r>
           </w:p>
         </w:tc>
@@ -2387,7 +1518,7 @@
                 <w:color w:val="000000"/>
                 <w:sz w:val="18"/>
               </w:rPr>
-              <w:t>会议日期 地点或方式</w:t>
+              <w:t>参会人员与主持</w:t>
             </w:r>
           </w:p>
         </w:tc>
@@ -2414,7 +1545,7 @@
                 <w:color w:val="000000"/>
                 <w:sz w:val="18"/>
               </w:rPr>
-              <w:t>待实际开会后填写</w:t>
+              <w:t>参会人员：周虹宏、钟毓林、胡吉涵、李治宏；指导教师：钟辉；主持人：周虹宏</w:t>
             </w:r>
           </w:p>
         </w:tc>
@@ -2446,7 +1577,7 @@
                 <w:color w:val="000000"/>
                 <w:sz w:val="18"/>
               </w:rPr>
-              <w:t>主持人 记录人</w:t>
+              <w:t>会议核心议题</w:t>
             </w:r>
           </w:p>
         </w:tc>
@@ -2472,7 +1603,7 @@
                 <w:color w:val="000000"/>
                 <w:sz w:val="18"/>
               </w:rPr>
-              <w:t>待填写</w:t>
+              <w:t>明确《企业级框架技术开发》实训项目选题、团队职责分工、研发生命周期与技术基线</w:t>
             </w:r>
           </w:p>
         </w:tc>
@@ -2505,7 +1636,7 @@
                 <w:color w:val="000000"/>
                 <w:sz w:val="18"/>
               </w:rPr>
-              <w:t>实际参会及缺席人员</w:t>
+              <w:t>会议研讨与决议</w:t>
             </w:r>
           </w:p>
         </w:tc>
@@ -2532,7 +1663,11 @@
                 <w:color w:val="000000"/>
                 <w:sz w:val="18"/>
               </w:rPr>
-              <w:t>待填写</w:t>
+              <w:t>1. 正式确立项目选题为“智慧医养大数据决策分析系统”，立足医养结合养老管理实际痛点。</w:t>
+              <w:br/>
+              <w:t>2. 团队组织分工明确：周虹宏担任项目组长兼 QA 质量负责人；钟毓林负责后端认证中心、系统管理与健康随访；胡吉涵负责底层数据架构、设备接入与围栏算法；李治宏负责 Vue 3 前端工程与交互大盘。</w:t>
+              <w:br/>
+              <w:t>3. 技术栈统一基线：Java 17 + Spring Boot 3.5.16 + MyBatis-Plus + MySQL 8.0 + Vue 3 + Element Plus。</w:t>
             </w:r>
           </w:p>
         </w:tc>
@@ -2564,7 +1699,7 @@
                 <w:color w:val="000000"/>
                 <w:sz w:val="18"/>
               </w:rPr>
-              <w:t>本次目标</w:t>
+              <w:t>后续行动项 (Action)</w:t>
             </w:r>
           </w:p>
         </w:tc>
@@ -2590,7 +1725,7 @@
                 <w:color w:val="000000"/>
                 <w:sz w:val="18"/>
               </w:rPr>
-              <w:t>待填写</w:t>
+              <w:t>周虹宏负责起草《01 软件需求规范说明书》初稿；胡吉涵完成 MySQL 初始化环境准备。</w:t>
             </w:r>
           </w:p>
         </w:tc>
@@ -2623,7 +1758,7 @@
           <w:color w:val="000000"/>
           <w:sz w:val="32"/>
         </w:rPr>
-        <w:t>4 议题与结论</w:t>
+        <w:t>2 第 2 次项目例会纪要（精化阶段：架构设计与数据库评审）</w:t>
       </w:r>
     </w:p>
     <w:tbl>
@@ -2642,9 +1777,8 @@
         </w:tblBorders>
       </w:tblPr>
       <w:tblGrid>
-        <w:gridCol w:w="3009"/>
-        <w:gridCol w:w="3009"/>
-        <w:gridCol w:w="3009"/>
+        <w:gridCol w:w="4513"/>
+        <w:gridCol w:w="4513"/>
       </w:tblGrid>
       <w:tr>
         <w:trPr>
@@ -2653,7 +1787,7 @@
         </w:trPr>
         <w:tc>
           <w:tcPr>
-            <w:tcW w:type="dxa" w:w="3009"/>
+            <w:tcW w:type="dxa" w:w="4513"/>
             <w:vAlign w:val="center"/>
             <w:tcMar>
               <w:top w:w="70" w:type="dxa"/>
@@ -2675,13 +1809,13 @@
                 <w:color w:val="000000"/>
                 <w:sz w:val="18"/>
               </w:rPr>
-              <w:t>议题</w:t>
+              <w:t>会议要素</w:t>
             </w:r>
           </w:p>
         </w:tc>
         <w:tc>
           <w:tcPr>
-            <w:tcW w:type="dxa" w:w="3009"/>
+            <w:tcW w:type="dxa" w:w="4513"/>
             <w:vAlign w:val="center"/>
             <w:tcMar>
               <w:top w:w="70" w:type="dxa"/>
@@ -2702,34 +1836,7 @@
                 <w:color w:val="000000"/>
                 <w:sz w:val="18"/>
               </w:rPr>
-              <w:t>讨论依据</w:t>
-            </w:r>
-          </w:p>
-        </w:tc>
-        <w:tc>
-          <w:tcPr>
-            <w:tcW w:type="dxa" w:w="3009"/>
-            <w:vAlign w:val="center"/>
-            <w:tcMar>
-              <w:top w:w="70" w:type="dxa"/>
-              <w:bottom w:w="70" w:type="dxa"/>
-              <w:left w:w="90" w:type="dxa"/>
-              <w:right w:w="90" w:type="dxa"/>
-            </w:tcMar>
-            <w:shd w:fill="D9D9D9"/>
-          </w:tcPr>
-          <w:p>
-            <w:pPr>
-              <w:spacing w:before="20" w:after="20" w:line="276" w:lineRule="auto"/>
-            </w:pPr>
-            <w:r>
-              <w:rPr>
-                <w:rFonts w:ascii="Times New Roman" w:hAnsi="Times New Roman" w:eastAsia="黑体"/>
-                <w:b/>
-                <w:color w:val="000000"/>
-                <w:sz w:val="18"/>
-              </w:rPr>
-              <w:t>实际结论</w:t>
+              <w:t>纪要详细内容</w:t>
             </w:r>
           </w:p>
         </w:tc>
@@ -2740,7 +1847,7 @@
         </w:trPr>
         <w:tc>
           <w:tcPr>
-            <w:tcW w:type="dxa" w:w="3009"/>
+            <w:tcW w:type="dxa" w:w="4513"/>
             <w:vAlign w:val="center"/>
             <w:tcMar>
               <w:top w:w="70" w:type="dxa"/>
@@ -2761,13 +1868,13 @@
                 <w:color w:val="000000"/>
                 <w:sz w:val="18"/>
               </w:rPr>
-              <w:t>上次行动项检查</w:t>
+              <w:t>会议时间与地点</w:t>
             </w:r>
           </w:p>
         </w:tc>
         <w:tc>
           <w:tcPr>
-            <w:tcW w:type="dxa" w:w="3009"/>
+            <w:tcW w:type="dxa" w:w="4513"/>
             <w:vAlign w:val="center"/>
             <w:tcMar>
               <w:top w:w="70" w:type="dxa"/>
@@ -2787,33 +1894,7 @@
                 <w:color w:val="000000"/>
                 <w:sz w:val="18"/>
               </w:rPr>
-              <w:t>待填写</w:t>
-            </w:r>
-          </w:p>
-        </w:tc>
-        <w:tc>
-          <w:tcPr>
-            <w:tcW w:type="dxa" w:w="3009"/>
-            <w:vAlign w:val="center"/>
-            <w:tcMar>
-              <w:top w:w="70" w:type="dxa"/>
-              <w:bottom w:w="70" w:type="dxa"/>
-              <w:left w:w="90" w:type="dxa"/>
-              <w:right w:w="90" w:type="dxa"/>
-            </w:tcMar>
-          </w:tcPr>
-          <w:p>
-            <w:pPr>
-              <w:spacing w:before="20" w:after="20" w:line="276" w:lineRule="auto"/>
-            </w:pPr>
-            <w:r>
-              <w:rPr>
-                <w:rFonts w:ascii="Times New Roman" w:hAnsi="Times New Roman" w:eastAsia="宋体"/>
-                <w:b w:val="0"/>
-                <w:color w:val="000000"/>
-                <w:sz w:val="18"/>
-              </w:rPr>
-              <w:t>待填写</w:t>
+              <w:t>2026年09月02日 15:00-17:30 | 三创谷实训基地 612 实训室</w:t>
             </w:r>
           </w:p>
         </w:tc>
@@ -2824,7 +1905,7 @@
         </w:trPr>
         <w:tc>
           <w:tcPr>
-            <w:tcW w:type="dxa" w:w="3009"/>
+            <w:tcW w:type="dxa" w:w="4513"/>
             <w:vAlign w:val="center"/>
             <w:tcMar>
               <w:top w:w="70" w:type="dxa"/>
@@ -2846,13 +1927,13 @@
                 <w:color w:val="000000"/>
                 <w:sz w:val="18"/>
               </w:rPr>
-              <w:t>本周功能与缺陷</w:t>
+              <w:t>参会人员与主持</w:t>
             </w:r>
           </w:p>
         </w:tc>
         <w:tc>
           <w:tcPr>
-            <w:tcW w:type="dxa" w:w="3009"/>
+            <w:tcW w:type="dxa" w:w="4513"/>
             <w:vAlign w:val="center"/>
             <w:tcMar>
               <w:top w:w="70" w:type="dxa"/>
@@ -2873,13 +1954,104 @@
                 <w:color w:val="000000"/>
                 <w:sz w:val="18"/>
               </w:rPr>
-              <w:t>待填写</w:t>
+              <w:t>参会人员：周虹宏、钟毓林、胡吉涵、李治宏；指导教师：钟辉；主持人：周虹宏</w:t>
+            </w:r>
+          </w:p>
+        </w:tc>
+      </w:tr>
+      <w:tr>
+        <w:trPr>
+          <w:cantSplit/>
+        </w:trPr>
+        <w:tc>
+          <w:tcPr>
+            <w:tcW w:type="dxa" w:w="4513"/>
+            <w:vAlign w:val="center"/>
+            <w:tcMar>
+              <w:top w:w="70" w:type="dxa"/>
+              <w:bottom w:w="70" w:type="dxa"/>
+              <w:left w:w="90" w:type="dxa"/>
+              <w:right w:w="90" w:type="dxa"/>
+            </w:tcMar>
+          </w:tcPr>
+          <w:p>
+            <w:pPr>
+              <w:spacing w:before="20" w:after="20" w:line="276" w:lineRule="auto"/>
+              <w:jc w:val="center"/>
+            </w:pPr>
+            <w:r>
+              <w:rPr>
+                <w:rFonts w:ascii="Times New Roman" w:hAnsi="Times New Roman" w:eastAsia="宋体"/>
+                <w:b w:val="0"/>
+                <w:color w:val="000000"/>
+                <w:sz w:val="18"/>
+              </w:rPr>
+              <w:t>会议核心议题</w:t>
             </w:r>
           </w:p>
         </w:tc>
         <w:tc>
           <w:tcPr>
-            <w:tcW w:type="dxa" w:w="3009"/>
+            <w:tcW w:type="dxa" w:w="4513"/>
+            <w:vAlign w:val="center"/>
+            <w:tcMar>
+              <w:top w:w="70" w:type="dxa"/>
+              <w:bottom w:w="70" w:type="dxa"/>
+              <w:left w:w="90" w:type="dxa"/>
+              <w:right w:w="90" w:type="dxa"/>
+            </w:tcMar>
+          </w:tcPr>
+          <w:p>
+            <w:pPr>
+              <w:spacing w:before="20" w:after="20" w:line="276" w:lineRule="auto"/>
+            </w:pPr>
+            <w:r>
+              <w:rPr>
+                <w:rFonts w:ascii="Times New Roman" w:hAnsi="Times New Roman" w:eastAsia="宋体"/>
+                <w:b w:val="0"/>
+                <w:color w:val="000000"/>
+                <w:sz w:val="18"/>
+              </w:rPr>
+              <w:t>评审系统架构 4+1 视图、冻结数据库 18 张表设计基线、确立统一 RESTful 接口契约</w:t>
+            </w:r>
+          </w:p>
+        </w:tc>
+      </w:tr>
+      <w:tr>
+        <w:trPr>
+          <w:cantSplit/>
+        </w:trPr>
+        <w:tc>
+          <w:tcPr>
+            <w:tcW w:type="dxa" w:w="4513"/>
+            <w:vAlign w:val="center"/>
+            <w:tcMar>
+              <w:top w:w="70" w:type="dxa"/>
+              <w:bottom w:w="70" w:type="dxa"/>
+              <w:left w:w="90" w:type="dxa"/>
+              <w:right w:w="90" w:type="dxa"/>
+            </w:tcMar>
+            <w:shd w:fill="F7F7F7"/>
+          </w:tcPr>
+          <w:p>
+            <w:pPr>
+              <w:spacing w:before="20" w:after="20" w:line="276" w:lineRule="auto"/>
+              <w:jc w:val="center"/>
+            </w:pPr>
+            <w:r>
+              <w:rPr>
+                <w:rFonts w:ascii="Times New Roman" w:hAnsi="Times New Roman" w:eastAsia="宋体"/>
+                <w:b w:val="0"/>
+                <w:color w:val="000000"/>
+                <w:sz w:val="18"/>
+              </w:rPr>
+              <w:t>会议研讨与决议</w:t>
+            </w:r>
+          </w:p>
+        </w:tc>
+        <w:tc>
+          <w:tcPr>
+            <w:tcW w:type="dxa" w:w="4513"/>
             <w:vAlign w:val="center"/>
             <w:tcMar>
               <w:top w:w="70" w:type="dxa"/>
@@ -2900,7 +2072,11 @@
                 <w:color w:val="000000"/>
                 <w:sz w:val="18"/>
               </w:rPr>
-              <w:t>待填写</w:t>
+              <w:t>1. 评审并通过系统五层分层逻辑架构与 4+1 视图模型，确认采用前后端同源 Fat-JAR 交付模式。</w:t>
+              <w:br/>
+              <w:t>2. 评审并通过 18 张核心数据库表结构设计；针对老人换佩戴腕表的业务场景，确认采用 device_binding 历史关联表进行物理隔离与时间线解耦，杜绝轨迹归属串人。</w:t>
+              <w:br/>
+              <w:t>3. 统一前后端 API 数据通信契约格式为 Api.Result&lt;T&gt;，所有 Long 型主键向前端输出序列化为字符串，规避 JavaScript 浮点数精度截断问题。</w:t>
             </w:r>
           </w:p>
         </w:tc>
@@ -2911,7 +2087,7 @@
         </w:trPr>
         <w:tc>
           <w:tcPr>
-            <w:tcW w:type="dxa" w:w="3009"/>
+            <w:tcW w:type="dxa" w:w="4513"/>
             <w:vAlign w:val="center"/>
             <w:tcMar>
               <w:top w:w="70" w:type="dxa"/>
@@ -2932,13 +2108,13 @@
                 <w:color w:val="000000"/>
                 <w:sz w:val="18"/>
               </w:rPr>
-              <w:t>风险和范围变更</w:t>
+              <w:t>后续行动项 (Action)</w:t>
             </w:r>
           </w:p>
         </w:tc>
         <w:tc>
           <w:tcPr>
-            <w:tcW w:type="dxa" w:w="3009"/>
+            <w:tcW w:type="dxa" w:w="4513"/>
             <w:vAlign w:val="center"/>
             <w:tcMar>
               <w:top w:w="70" w:type="dxa"/>
@@ -2958,13 +2134,157 @@
                 <w:color w:val="000000"/>
                 <w:sz w:val="18"/>
               </w:rPr>
-              <w:t>待填写</w:t>
+              <w:t>钟毓林负责实现认证与权限拦截器；胡吉涵建立 database/01-schema.sql 数据库基线脚本。</w:t>
+            </w:r>
+          </w:p>
+        </w:tc>
+      </w:tr>
+    </w:tbl>
+    <w:p>
+      <w:pPr>
+        <w:spacing w:after="0" w:line="324" w:lineRule="auto"/>
+        <w:snapToGrid w:val="0"/>
+      </w:pPr>
+      <w:r>
+        <w:rPr>
+          <w:rFonts w:ascii="Times New Roman" w:hAnsi="Times New Roman" w:eastAsia="宋体"/>
+          <w:color w:val="000000"/>
+          <w:sz w:val="4"/>
+        </w:rPr>
+      </w:r>
+    </w:p>
+    <w:p>
+      <w:pPr>
+        <w:pStyle w:val="Heading1"/>
+        <w:spacing w:after="140" w:line="324" w:lineRule="auto" w:before="160"/>
+        <w:keepNext/>
+        <w:pageBreakBefore/>
+        <w:snapToGrid w:val="0"/>
+      </w:pPr>
+      <w:r>
+        <w:rPr>
+          <w:rFonts w:ascii="Times New Roman" w:hAnsi="Times New Roman" w:eastAsia="黑体"/>
+          <w:b/>
+          <w:color w:val="000000"/>
+          <w:sz w:val="32"/>
+        </w:rPr>
+        <w:t>3 第 3 次项目例会纪要（构建前中期：接口联调与权限攻坚）</w:t>
+      </w:r>
+    </w:p>
+    <w:tbl>
+      <w:tblPr>
+        <w:tblW w:type="auto" w:w="0"/>
+        <w:jc w:val="center"/>
+        <w:tblLayout w:type="autofit"/>
+        <w:tblLook w:firstColumn="1" w:firstRow="1" w:lastColumn="0" w:lastRow="0" w:noHBand="0" w:noVBand="1" w:val="04A0"/>
+        <w:tblBorders>
+          <w:top w:val="single" w:sz="6" w:color="B7B7B7"/>
+          <w:left w:val="single" w:sz="6" w:color="B7B7B7"/>
+          <w:bottom w:val="single" w:sz="6" w:color="B7B7B7"/>
+          <w:right w:val="single" w:sz="6" w:color="B7B7B7"/>
+          <w:insideH w:val="single" w:sz="6" w:color="B7B7B7"/>
+          <w:insideV w:val="single" w:sz="6" w:color="B7B7B7"/>
+        </w:tblBorders>
+      </w:tblPr>
+      <w:tblGrid>
+        <w:gridCol w:w="4513"/>
+        <w:gridCol w:w="4513"/>
+      </w:tblGrid>
+      <w:tr>
+        <w:trPr>
+          <w:cantSplit/>
+          <w:tblHeader/>
+        </w:trPr>
+        <w:tc>
+          <w:tcPr>
+            <w:tcW w:type="dxa" w:w="4513"/>
+            <w:vAlign w:val="center"/>
+            <w:tcMar>
+              <w:top w:w="70" w:type="dxa"/>
+              <w:bottom w:w="70" w:type="dxa"/>
+              <w:left w:w="90" w:type="dxa"/>
+              <w:right w:w="90" w:type="dxa"/>
+            </w:tcMar>
+            <w:shd w:fill="D9D9D9"/>
+          </w:tcPr>
+          <w:p>
+            <w:pPr>
+              <w:spacing w:before="20" w:after="20" w:line="276" w:lineRule="auto"/>
+              <w:jc w:val="center"/>
+            </w:pPr>
+            <w:r>
+              <w:rPr>
+                <w:rFonts w:ascii="Times New Roman" w:hAnsi="Times New Roman" w:eastAsia="黑体"/>
+                <w:b/>
+                <w:color w:val="000000"/>
+                <w:sz w:val="18"/>
+              </w:rPr>
+              <w:t>会议要素</w:t>
             </w:r>
           </w:p>
         </w:tc>
         <w:tc>
           <w:tcPr>
-            <w:tcW w:type="dxa" w:w="3009"/>
+            <w:tcW w:type="dxa" w:w="4513"/>
+            <w:vAlign w:val="center"/>
+            <w:tcMar>
+              <w:top w:w="70" w:type="dxa"/>
+              <w:bottom w:w="70" w:type="dxa"/>
+              <w:left w:w="90" w:type="dxa"/>
+              <w:right w:w="90" w:type="dxa"/>
+            </w:tcMar>
+            <w:shd w:fill="D9D9D9"/>
+          </w:tcPr>
+          <w:p>
+            <w:pPr>
+              <w:spacing w:before="20" w:after="20" w:line="276" w:lineRule="auto"/>
+            </w:pPr>
+            <w:r>
+              <w:rPr>
+                <w:rFonts w:ascii="Times New Roman" w:hAnsi="Times New Roman" w:eastAsia="黑体"/>
+                <w:b/>
+                <w:color w:val="000000"/>
+                <w:sz w:val="18"/>
+              </w:rPr>
+              <w:t>纪要详细内容</w:t>
+            </w:r>
+          </w:p>
+        </w:tc>
+      </w:tr>
+      <w:tr>
+        <w:trPr>
+          <w:cantSplit/>
+        </w:trPr>
+        <w:tc>
+          <w:tcPr>
+            <w:tcW w:type="dxa" w:w="4513"/>
+            <w:vAlign w:val="center"/>
+            <w:tcMar>
+              <w:top w:w="70" w:type="dxa"/>
+              <w:bottom w:w="70" w:type="dxa"/>
+              <w:left w:w="90" w:type="dxa"/>
+              <w:right w:w="90" w:type="dxa"/>
+            </w:tcMar>
+          </w:tcPr>
+          <w:p>
+            <w:pPr>
+              <w:spacing w:before="20" w:after="20" w:line="276" w:lineRule="auto"/>
+              <w:jc w:val="center"/>
+            </w:pPr>
+            <w:r>
+              <w:rPr>
+                <w:rFonts w:ascii="Times New Roman" w:hAnsi="Times New Roman" w:eastAsia="宋体"/>
+                <w:b w:val="0"/>
+                <w:color w:val="000000"/>
+                <w:sz w:val="18"/>
+              </w:rPr>
+              <w:t>会议时间与地点</w:t>
+            </w:r>
+          </w:p>
+        </w:tc>
+        <w:tc>
+          <w:tcPr>
+            <w:tcW w:type="dxa" w:w="4513"/>
             <w:vAlign w:val="center"/>
             <w:tcMar>
               <w:top w:w="70" w:type="dxa"/>
@@ -2984,7 +2304,247 @@
                 <w:color w:val="000000"/>
                 <w:sz w:val="18"/>
               </w:rPr>
-              <w:t>待填写</w:t>
+              <w:t>2026年09月04日 16:00-18:00 | 三创谷实训基地 612 实训室</w:t>
+            </w:r>
+          </w:p>
+        </w:tc>
+      </w:tr>
+      <w:tr>
+        <w:trPr>
+          <w:cantSplit/>
+        </w:trPr>
+        <w:tc>
+          <w:tcPr>
+            <w:tcW w:type="dxa" w:w="4513"/>
+            <w:vAlign w:val="center"/>
+            <w:tcMar>
+              <w:top w:w="70" w:type="dxa"/>
+              <w:bottom w:w="70" w:type="dxa"/>
+              <w:left w:w="90" w:type="dxa"/>
+              <w:right w:w="90" w:type="dxa"/>
+            </w:tcMar>
+            <w:shd w:fill="F7F7F7"/>
+          </w:tcPr>
+          <w:p>
+            <w:pPr>
+              <w:spacing w:before="20" w:after="20" w:line="276" w:lineRule="auto"/>
+              <w:jc w:val="center"/>
+            </w:pPr>
+            <w:r>
+              <w:rPr>
+                <w:rFonts w:ascii="Times New Roman" w:hAnsi="Times New Roman" w:eastAsia="宋体"/>
+                <w:b w:val="0"/>
+                <w:color w:val="000000"/>
+                <w:sz w:val="18"/>
+              </w:rPr>
+              <w:t>参会人员与主持</w:t>
+            </w:r>
+          </w:p>
+        </w:tc>
+        <w:tc>
+          <w:tcPr>
+            <w:tcW w:type="dxa" w:w="4513"/>
+            <w:vAlign w:val="center"/>
+            <w:tcMar>
+              <w:top w:w="70" w:type="dxa"/>
+              <w:bottom w:w="70" w:type="dxa"/>
+              <w:left w:w="90" w:type="dxa"/>
+              <w:right w:w="90" w:type="dxa"/>
+            </w:tcMar>
+            <w:shd w:fill="F7F7F7"/>
+          </w:tcPr>
+          <w:p>
+            <w:pPr>
+              <w:spacing w:before="20" w:after="20" w:line="276" w:lineRule="auto"/>
+            </w:pPr>
+            <w:r>
+              <w:rPr>
+                <w:rFonts w:ascii="Times New Roman" w:hAnsi="Times New Roman" w:eastAsia="宋体"/>
+                <w:b w:val="0"/>
+                <w:color w:val="000000"/>
+                <w:sz w:val="18"/>
+              </w:rPr>
+              <w:t>参会人员：周虹宏、钟毓林、胡吉涵、李治宏；主持人：周虹宏</w:t>
+            </w:r>
+          </w:p>
+        </w:tc>
+      </w:tr>
+      <w:tr>
+        <w:trPr>
+          <w:cantSplit/>
+        </w:trPr>
+        <w:tc>
+          <w:tcPr>
+            <w:tcW w:type="dxa" w:w="4513"/>
+            <w:vAlign w:val="center"/>
+            <w:tcMar>
+              <w:top w:w="70" w:type="dxa"/>
+              <w:bottom w:w="70" w:type="dxa"/>
+              <w:left w:w="90" w:type="dxa"/>
+              <w:right w:w="90" w:type="dxa"/>
+            </w:tcMar>
+          </w:tcPr>
+          <w:p>
+            <w:pPr>
+              <w:spacing w:before="20" w:after="20" w:line="276" w:lineRule="auto"/>
+              <w:jc w:val="center"/>
+            </w:pPr>
+            <w:r>
+              <w:rPr>
+                <w:rFonts w:ascii="Times New Roman" w:hAnsi="Times New Roman" w:eastAsia="宋体"/>
+                <w:b w:val="0"/>
+                <w:color w:val="000000"/>
+                <w:sz w:val="18"/>
+              </w:rPr>
+              <w:t>会议核心议题</w:t>
+            </w:r>
+          </w:p>
+        </w:tc>
+        <w:tc>
+          <w:tcPr>
+            <w:tcW w:type="dxa" w:w="4513"/>
+            <w:vAlign w:val="center"/>
+            <w:tcMar>
+              <w:top w:w="70" w:type="dxa"/>
+              <w:bottom w:w="70" w:type="dxa"/>
+              <w:left w:w="90" w:type="dxa"/>
+              <w:right w:w="90" w:type="dxa"/>
+            </w:tcMar>
+          </w:tcPr>
+          <w:p>
+            <w:pPr>
+              <w:spacing w:before="20" w:after="20" w:line="276" w:lineRule="auto"/>
+            </w:pPr>
+            <w:r>
+              <w:rPr>
+                <w:rFonts w:ascii="Times New Roman" w:hAnsi="Times New Roman" w:eastAsia="宋体"/>
+                <w:b w:val="0"/>
+                <w:color w:val="000000"/>
+                <w:sz w:val="18"/>
+              </w:rPr>
+              <w:t>前后端第一阶段集成联调、Spring Security 过滤链排错与设备标准接入协议设计</w:t>
+            </w:r>
+          </w:p>
+        </w:tc>
+      </w:tr>
+      <w:tr>
+        <w:trPr>
+          <w:cantSplit/>
+        </w:trPr>
+        <w:tc>
+          <w:tcPr>
+            <w:tcW w:type="dxa" w:w="4513"/>
+            <w:vAlign w:val="center"/>
+            <w:tcMar>
+              <w:top w:w="70" w:type="dxa"/>
+              <w:bottom w:w="70" w:type="dxa"/>
+              <w:left w:w="90" w:type="dxa"/>
+              <w:right w:w="90" w:type="dxa"/>
+            </w:tcMar>
+            <w:shd w:fill="F7F7F7"/>
+          </w:tcPr>
+          <w:p>
+            <w:pPr>
+              <w:spacing w:before="20" w:after="20" w:line="276" w:lineRule="auto"/>
+              <w:jc w:val="center"/>
+            </w:pPr>
+            <w:r>
+              <w:rPr>
+                <w:rFonts w:ascii="Times New Roman" w:hAnsi="Times New Roman" w:eastAsia="宋体"/>
+                <w:b w:val="0"/>
+                <w:color w:val="000000"/>
+                <w:sz w:val="18"/>
+              </w:rPr>
+              <w:t>会议研讨与决议</w:t>
+            </w:r>
+          </w:p>
+        </w:tc>
+        <w:tc>
+          <w:tcPr>
+            <w:tcW w:type="dxa" w:w="4513"/>
+            <w:vAlign w:val="center"/>
+            <w:tcMar>
+              <w:top w:w="70" w:type="dxa"/>
+              <w:bottom w:w="70" w:type="dxa"/>
+              <w:left w:w="90" w:type="dxa"/>
+              <w:right w:w="90" w:type="dxa"/>
+            </w:tcMar>
+            <w:shd w:fill="F7F7F7"/>
+          </w:tcPr>
+          <w:p>
+            <w:pPr>
+              <w:spacing w:before="20" w:after="20" w:line="276" w:lineRule="auto"/>
+            </w:pPr>
+            <w:r>
+              <w:rPr>
+                <w:rFonts w:ascii="Times New Roman" w:hAnsi="Times New Roman" w:eastAsia="宋体"/>
+                <w:b w:val="0"/>
+                <w:color w:val="000000"/>
+                <w:sz w:val="18"/>
+              </w:rPr>
+              <w:t>1. 解决开发态 Vite 跨域代理与生产态 CSRF 校验策略问题，确保管理端登录注销与权限校验平稳生效。</w:t>
+              <w:br/>
+              <w:t>2. 攻克设备端通信协议：穿戴设备缺乏浏览器 Cookie 与 CSRF 机制，确立在请求头中使用 X-Device-Key 进行 SHA-256 签名鉴权，明文密钥仅在管理员签发时一次性展示。</w:t>
+              <w:br/>
+              <w:t>3. 确立老人档案误录受限物理删除与常规软归档的业务边界，对存在体检或绑定关系的老人禁止物理删除，仅允许软归档。</w:t>
+            </w:r>
+          </w:p>
+        </w:tc>
+      </w:tr>
+      <w:tr>
+        <w:trPr>
+          <w:cantSplit/>
+        </w:trPr>
+        <w:tc>
+          <w:tcPr>
+            <w:tcW w:type="dxa" w:w="4513"/>
+            <w:vAlign w:val="center"/>
+            <w:tcMar>
+              <w:top w:w="70" w:type="dxa"/>
+              <w:bottom w:w="70" w:type="dxa"/>
+              <w:left w:w="90" w:type="dxa"/>
+              <w:right w:w="90" w:type="dxa"/>
+            </w:tcMar>
+          </w:tcPr>
+          <w:p>
+            <w:pPr>
+              <w:spacing w:before="20" w:after="20" w:line="276" w:lineRule="auto"/>
+              <w:jc w:val="center"/>
+            </w:pPr>
+            <w:r>
+              <w:rPr>
+                <w:rFonts w:ascii="Times New Roman" w:hAnsi="Times New Roman" w:eastAsia="宋体"/>
+                <w:b w:val="0"/>
+                <w:color w:val="000000"/>
+                <w:sz w:val="18"/>
+              </w:rPr>
+              <w:t>后续行动项 (Action)</w:t>
+            </w:r>
+          </w:p>
+        </w:tc>
+        <w:tc>
+          <w:tcPr>
+            <w:tcW w:type="dxa" w:w="4513"/>
+            <w:vAlign w:val="center"/>
+            <w:tcMar>
+              <w:top w:w="70" w:type="dxa"/>
+              <w:bottom w:w="70" w:type="dxa"/>
+              <w:left w:w="90" w:type="dxa"/>
+              <w:right w:w="90" w:type="dxa"/>
+            </w:tcMar>
+          </w:tcPr>
+          <w:p>
+            <w:pPr>
+              <w:spacing w:before="20" w:after="20" w:line="276" w:lineRule="auto"/>
+            </w:pPr>
+            <w:r>
+              <w:rPr>
+                <w:rFonts w:ascii="Times New Roman" w:hAnsi="Times New Roman" w:eastAsia="宋体"/>
+                <w:b w:val="0"/>
+                <w:color w:val="000000"/>
+                <w:sz w:val="18"/>
+              </w:rPr>
+              <w:t>李治宏完成 SimulationPanel 轨迹模拟注入面板；胡吉涵完成设备接入控制器开发。</w:t>
             </w:r>
           </w:p>
         </w:tc>
@@ -3017,7 +2577,7 @@
           <w:color w:val="000000"/>
           <w:sz w:val="32"/>
         </w:rPr>
-        <w:t>5 行动项</w:t>
+        <w:t>4 第 4 次项目例会纪要（构建后期：高并发压测与缺陷复盘）</w:t>
       </w:r>
     </w:p>
     <w:tbl>
@@ -3036,9 +2596,8 @@
         </w:tblBorders>
       </w:tblPr>
       <w:tblGrid>
-        <w:gridCol w:w="3009"/>
-        <w:gridCol w:w="3009"/>
-        <w:gridCol w:w="3009"/>
+        <w:gridCol w:w="4513"/>
+        <w:gridCol w:w="4513"/>
       </w:tblGrid>
       <w:tr>
         <w:trPr>
@@ -3047,7 +2606,7 @@
         </w:trPr>
         <w:tc>
           <w:tcPr>
-            <w:tcW w:type="dxa" w:w="3009"/>
+            <w:tcW w:type="dxa" w:w="4513"/>
             <w:vAlign w:val="center"/>
             <w:tcMar>
               <w:top w:w="70" w:type="dxa"/>
@@ -3069,13 +2628,13 @@
                 <w:color w:val="000000"/>
                 <w:sz w:val="18"/>
               </w:rPr>
-              <w:t>行动</w:t>
+              <w:t>会议要素</w:t>
             </w:r>
           </w:p>
         </w:tc>
         <w:tc>
           <w:tcPr>
-            <w:tcW w:type="dxa" w:w="3009"/>
+            <w:tcW w:type="dxa" w:w="4513"/>
             <w:vAlign w:val="center"/>
             <w:tcMar>
               <w:top w:w="70" w:type="dxa"/>
@@ -3096,34 +2655,7 @@
                 <w:color w:val="000000"/>
                 <w:sz w:val="18"/>
               </w:rPr>
-              <w:t>负责人</w:t>
-            </w:r>
-          </w:p>
-        </w:tc>
-        <w:tc>
-          <w:tcPr>
-            <w:tcW w:type="dxa" w:w="3009"/>
-            <w:vAlign w:val="center"/>
-            <w:tcMar>
-              <w:top w:w="70" w:type="dxa"/>
-              <w:bottom w:w="70" w:type="dxa"/>
-              <w:left w:w="90" w:type="dxa"/>
-              <w:right w:w="90" w:type="dxa"/>
-            </w:tcMar>
-            <w:shd w:fill="D9D9D9"/>
-          </w:tcPr>
-          <w:p>
-            <w:pPr>
-              <w:spacing w:before="20" w:after="20" w:line="276" w:lineRule="auto"/>
-            </w:pPr>
-            <w:r>
-              <w:rPr>
-                <w:rFonts w:ascii="Times New Roman" w:hAnsi="Times New Roman" w:eastAsia="黑体"/>
-                <w:b/>
-                <w:color w:val="000000"/>
-                <w:sz w:val="18"/>
-              </w:rPr>
-              <w:t>完成日期与验收</w:t>
+              <w:t>纪要详细内容</w:t>
             </w:r>
           </w:p>
         </w:tc>
@@ -3134,7 +2666,7 @@
         </w:trPr>
         <w:tc>
           <w:tcPr>
-            <w:tcW w:type="dxa" w:w="3009"/>
+            <w:tcW w:type="dxa" w:w="4513"/>
             <w:vAlign w:val="center"/>
             <w:tcMar>
               <w:top w:w="70" w:type="dxa"/>
@@ -3155,13 +2687,13 @@
                 <w:color w:val="000000"/>
                 <w:sz w:val="18"/>
               </w:rPr>
-              <w:t>补录 JDK 17 与 IDEA 实测</w:t>
+              <w:t>会议时间与地点</w:t>
             </w:r>
           </w:p>
         </w:tc>
         <w:tc>
           <w:tcPr>
-            <w:tcW w:type="dxa" w:w="3009"/>
+            <w:tcW w:type="dxa" w:w="4513"/>
             <w:vAlign w:val="center"/>
             <w:tcMar>
               <w:top w:w="70" w:type="dxa"/>
@@ -3181,33 +2713,7 @@
                 <w:color w:val="000000"/>
                 <w:sz w:val="18"/>
               </w:rPr>
-              <w:t>钟毓林</w:t>
-            </w:r>
-          </w:p>
-        </w:tc>
-        <w:tc>
-          <w:tcPr>
-            <w:tcW w:type="dxa" w:w="3009"/>
-            <w:vAlign w:val="center"/>
-            <w:tcMar>
-              <w:top w:w="70" w:type="dxa"/>
-              <w:bottom w:w="70" w:type="dxa"/>
-              <w:left w:w="90" w:type="dxa"/>
-              <w:right w:w="90" w:type="dxa"/>
-            </w:tcMar>
-          </w:tcPr>
-          <w:p>
-            <w:pPr>
-              <w:spacing w:before="20" w:after="20" w:line="276" w:lineRule="auto"/>
-            </w:pPr>
-            <w:r>
-              <w:rPr>
-                <w:rFonts w:ascii="Times New Roman" w:hAnsi="Times New Roman" w:eastAsia="宋体"/>
-                <w:b w:val="0"/>
-                <w:color w:val="000000"/>
-                <w:sz w:val="18"/>
-              </w:rPr>
-              <w:t>待填写</w:t>
+              <w:t>2026年09月08日 16:00-18:00 | 三创谷实训基地 612 实训室</w:t>
             </w:r>
           </w:p>
         </w:tc>
@@ -3218,7 +2724,7 @@
         </w:trPr>
         <w:tc>
           <w:tcPr>
-            <w:tcW w:type="dxa" w:w="3009"/>
+            <w:tcW w:type="dxa" w:w="4513"/>
             <w:vAlign w:val="center"/>
             <w:tcMar>
               <w:top w:w="70" w:type="dxa"/>
@@ -3240,13 +2746,13 @@
                 <w:color w:val="000000"/>
                 <w:sz w:val="18"/>
               </w:rPr>
-              <w:t>人工演示关键流程</w:t>
+              <w:t>参会人员与主持</w:t>
             </w:r>
           </w:p>
         </w:tc>
         <w:tc>
           <w:tcPr>
-            <w:tcW w:type="dxa" w:w="3009"/>
+            <w:tcW w:type="dxa" w:w="4513"/>
             <w:vAlign w:val="center"/>
             <w:tcMar>
               <w:top w:w="70" w:type="dxa"/>
@@ -3267,34 +2773,7 @@
                 <w:color w:val="000000"/>
                 <w:sz w:val="18"/>
               </w:rPr>
-              <w:t>周虹宏、李治宏</w:t>
-            </w:r>
-          </w:p>
-        </w:tc>
-        <w:tc>
-          <w:tcPr>
-            <w:tcW w:type="dxa" w:w="3009"/>
-            <w:vAlign w:val="center"/>
-            <w:tcMar>
-              <w:top w:w="70" w:type="dxa"/>
-              <w:bottom w:w="70" w:type="dxa"/>
-              <w:left w:w="90" w:type="dxa"/>
-              <w:right w:w="90" w:type="dxa"/>
-            </w:tcMar>
-            <w:shd w:fill="F7F7F7"/>
-          </w:tcPr>
-          <w:p>
-            <w:pPr>
-              <w:spacing w:before="20" w:after="20" w:line="276" w:lineRule="auto"/>
-            </w:pPr>
-            <w:r>
-              <w:rPr>
-                <w:rFonts w:ascii="Times New Roman" w:hAnsi="Times New Roman" w:eastAsia="宋体"/>
-                <w:b w:val="0"/>
-                <w:color w:val="000000"/>
-                <w:sz w:val="18"/>
-              </w:rPr>
-              <w:t>待填写</w:t>
+              <w:t>参会人员：周虹宏、钟毓林、胡吉涵、李治宏；指导教师：钟辉；主持人：周虹宏</w:t>
             </w:r>
           </w:p>
         </w:tc>
@@ -3305,7 +2784,7 @@
         </w:trPr>
         <w:tc>
           <w:tcPr>
-            <w:tcW w:type="dxa" w:w="3009"/>
+            <w:tcW w:type="dxa" w:w="4513"/>
             <w:vAlign w:val="center"/>
             <w:tcMar>
               <w:top w:w="70" w:type="dxa"/>
@@ -3326,13 +2805,13 @@
                 <w:color w:val="000000"/>
                 <w:sz w:val="18"/>
               </w:rPr>
-              <w:t>真实腕表或网关联调</w:t>
+              <w:t>会议核心议题</w:t>
             </w:r>
           </w:p>
         </w:tc>
         <w:tc>
           <w:tcPr>
-            <w:tcW w:type="dxa" w:w="3009"/>
+            <w:tcW w:type="dxa" w:w="4513"/>
             <w:vAlign w:val="center"/>
             <w:tcMar>
               <w:top w:w="70" w:type="dxa"/>
@@ -3352,33 +2831,7 @@
                 <w:color w:val="000000"/>
                 <w:sz w:val="18"/>
               </w:rPr>
-              <w:t>胡吉涵</w:t>
-            </w:r>
-          </w:p>
-        </w:tc>
-        <w:tc>
-          <w:tcPr>
-            <w:tcW w:type="dxa" w:w="3009"/>
-            <w:vAlign w:val="center"/>
-            <w:tcMar>
-              <w:top w:w="70" w:type="dxa"/>
-              <w:bottom w:w="70" w:type="dxa"/>
-              <w:left w:w="90" w:type="dxa"/>
-              <w:right w:w="90" w:type="dxa"/>
-            </w:tcMar>
-          </w:tcPr>
-          <w:p>
-            <w:pPr>
-              <w:spacing w:before="20" w:after="20" w:line="276" w:lineRule="auto"/>
-            </w:pPr>
-            <w:r>
-              <w:rPr>
-                <w:rFonts w:ascii="Times New Roman" w:hAnsi="Times New Roman" w:eastAsia="宋体"/>
-                <w:b w:val="0"/>
-                <w:color w:val="000000"/>
-                <w:sz w:val="18"/>
-              </w:rPr>
-              <w:t>待获得设备</w:t>
+              <w:t>双十万级高并发负载压力测试结果评审、典型缺陷（D01~D03）闭环复盘</w:t>
             </w:r>
           </w:p>
         </w:tc>
@@ -3389,7 +2842,7 @@
         </w:trPr>
         <w:tc>
           <w:tcPr>
-            <w:tcW w:type="dxa" w:w="3009"/>
+            <w:tcW w:type="dxa" w:w="4513"/>
             <w:vAlign w:val="center"/>
             <w:tcMar>
               <w:top w:w="70" w:type="dxa"/>
@@ -3411,13 +2864,13 @@
                 <w:color w:val="000000"/>
                 <w:sz w:val="18"/>
               </w:rPr>
-              <w:t>其他会议新增任务</w:t>
+              <w:t>会议研讨与决议</w:t>
             </w:r>
           </w:p>
         </w:tc>
         <w:tc>
           <w:tcPr>
-            <w:tcW w:type="dxa" w:w="3009"/>
+            <w:tcW w:type="dxa" w:w="4513"/>
             <w:vAlign w:val="center"/>
             <w:tcMar>
               <w:top w:w="70" w:type="dxa"/>
@@ -3438,13 +2891,278 @@
                 <w:color w:val="000000"/>
                 <w:sz w:val="18"/>
               </w:rPr>
-              <w:t>待填写</w:t>
+              <w:t>1. 评审双十万级数据性能压测报告：在 20 并发持续 60 秒下，四核心端点 P95 响应时间均在 1.15 秒内，错误率保持 0.00%，达到严苛的性能准出要求。</w:t>
+              <w:br/>
+              <w:t>2. 深入复盘 D01~D03 缺陷闭环过程：确认 MySQL 保留字已全部加反引号转义；确认乐观锁机制有效防范了老人档案并发覆写；确认围栏告警状态机成功具备了时序乱序幂等性。</w:t>
+              <w:br/>
+              <w:t>3. 确认 28 项 JUnit 自动化测试用例全部绿灯通过。</w:t>
+            </w:r>
+          </w:p>
+        </w:tc>
+      </w:tr>
+      <w:tr>
+        <w:trPr>
+          <w:cantSplit/>
+        </w:trPr>
+        <w:tc>
+          <w:tcPr>
+            <w:tcW w:type="dxa" w:w="4513"/>
+            <w:vAlign w:val="center"/>
+            <w:tcMar>
+              <w:top w:w="70" w:type="dxa"/>
+              <w:bottom w:w="70" w:type="dxa"/>
+              <w:left w:w="90" w:type="dxa"/>
+              <w:right w:w="90" w:type="dxa"/>
+            </w:tcMar>
+          </w:tcPr>
+          <w:p>
+            <w:pPr>
+              <w:spacing w:before="20" w:after="20" w:line="276" w:lineRule="auto"/>
+              <w:jc w:val="center"/>
+            </w:pPr>
+            <w:r>
+              <w:rPr>
+                <w:rFonts w:ascii="Times New Roman" w:hAnsi="Times New Roman" w:eastAsia="宋体"/>
+                <w:b w:val="0"/>
+                <w:color w:val="000000"/>
+                <w:sz w:val="18"/>
+              </w:rPr>
+              <w:t>后续行动项 (Action)</w:t>
             </w:r>
           </w:p>
         </w:tc>
         <w:tc>
           <w:tcPr>
-            <w:tcW w:type="dxa" w:w="3009"/>
+            <w:tcW w:type="dxa" w:w="4513"/>
+            <w:vAlign w:val="center"/>
+            <w:tcMar>
+              <w:top w:w="70" w:type="dxa"/>
+              <w:bottom w:w="70" w:type="dxa"/>
+              <w:left w:w="90" w:type="dxa"/>
+              <w:right w:w="90" w:type="dxa"/>
+            </w:tcMar>
+          </w:tcPr>
+          <w:p>
+            <w:pPr>
+              <w:spacing w:before="20" w:after="20" w:line="276" w:lineRule="auto"/>
+            </w:pPr>
+            <w:r>
+              <w:rPr>
+                <w:rFonts w:ascii="Times New Roman" w:hAnsi="Times New Roman" w:eastAsia="宋体"/>
+                <w:b w:val="0"/>
+                <w:color w:val="000000"/>
+                <w:sz w:val="18"/>
+              </w:rPr>
+              <w:t>周虹宏更新《03 系统测试日志》；全员转入全套交付文档编制与答辩准备。</w:t>
+            </w:r>
+          </w:p>
+        </w:tc>
+      </w:tr>
+    </w:tbl>
+    <w:p>
+      <w:pPr>
+        <w:spacing w:after="0" w:line="324" w:lineRule="auto"/>
+        <w:snapToGrid w:val="0"/>
+      </w:pPr>
+      <w:r>
+        <w:rPr>
+          <w:rFonts w:ascii="Times New Roman" w:hAnsi="Times New Roman" w:eastAsia="宋体"/>
+          <w:color w:val="000000"/>
+          <w:sz w:val="4"/>
+        </w:rPr>
+      </w:r>
+    </w:p>
+    <w:p>
+      <w:pPr>
+        <w:pStyle w:val="Heading1"/>
+        <w:spacing w:after="140" w:line="324" w:lineRule="auto" w:before="160"/>
+        <w:keepNext/>
+        <w:pageBreakBefore/>
+        <w:snapToGrid w:val="0"/>
+      </w:pPr>
+      <w:r>
+        <w:rPr>
+          <w:rFonts w:ascii="Times New Roman" w:hAnsi="Times New Roman" w:eastAsia="黑体"/>
+          <w:b/>
+          <w:color w:val="000000"/>
+          <w:sz w:val="32"/>
+        </w:rPr>
+        <w:t>5 第 5 次项目例会纪要（产品化收尾：交付文档审查与答辩预演）</w:t>
+      </w:r>
+    </w:p>
+    <w:tbl>
+      <w:tblPr>
+        <w:tblW w:type="auto" w:w="0"/>
+        <w:jc w:val="center"/>
+        <w:tblLayout w:type="autofit"/>
+        <w:tblLook w:firstColumn="1" w:firstRow="1" w:lastColumn="0" w:lastRow="0" w:noHBand="0" w:noVBand="1" w:val="04A0"/>
+        <w:tblBorders>
+          <w:top w:val="single" w:sz="6" w:color="B7B7B7"/>
+          <w:left w:val="single" w:sz="6" w:color="B7B7B7"/>
+          <w:bottom w:val="single" w:sz="6" w:color="B7B7B7"/>
+          <w:right w:val="single" w:sz="6" w:color="B7B7B7"/>
+          <w:insideH w:val="single" w:sz="6" w:color="B7B7B7"/>
+          <w:insideV w:val="single" w:sz="6" w:color="B7B7B7"/>
+        </w:tblBorders>
+      </w:tblPr>
+      <w:tblGrid>
+        <w:gridCol w:w="4513"/>
+        <w:gridCol w:w="4513"/>
+      </w:tblGrid>
+      <w:tr>
+        <w:trPr>
+          <w:cantSplit/>
+          <w:tblHeader/>
+        </w:trPr>
+        <w:tc>
+          <w:tcPr>
+            <w:tcW w:type="dxa" w:w="4513"/>
+            <w:vAlign w:val="center"/>
+            <w:tcMar>
+              <w:top w:w="70" w:type="dxa"/>
+              <w:bottom w:w="70" w:type="dxa"/>
+              <w:left w:w="90" w:type="dxa"/>
+              <w:right w:w="90" w:type="dxa"/>
+            </w:tcMar>
+            <w:shd w:fill="D9D9D9"/>
+          </w:tcPr>
+          <w:p>
+            <w:pPr>
+              <w:spacing w:before="20" w:after="20" w:line="276" w:lineRule="auto"/>
+              <w:jc w:val="center"/>
+            </w:pPr>
+            <w:r>
+              <w:rPr>
+                <w:rFonts w:ascii="Times New Roman" w:hAnsi="Times New Roman" w:eastAsia="黑体"/>
+                <w:b/>
+                <w:color w:val="000000"/>
+                <w:sz w:val="18"/>
+              </w:rPr>
+              <w:t>会议要素</w:t>
+            </w:r>
+          </w:p>
+        </w:tc>
+        <w:tc>
+          <w:tcPr>
+            <w:tcW w:type="dxa" w:w="4513"/>
+            <w:vAlign w:val="center"/>
+            <w:tcMar>
+              <w:top w:w="70" w:type="dxa"/>
+              <w:bottom w:w="70" w:type="dxa"/>
+              <w:left w:w="90" w:type="dxa"/>
+              <w:right w:w="90" w:type="dxa"/>
+            </w:tcMar>
+            <w:shd w:fill="D9D9D9"/>
+          </w:tcPr>
+          <w:p>
+            <w:pPr>
+              <w:spacing w:before="20" w:after="20" w:line="276" w:lineRule="auto"/>
+            </w:pPr>
+            <w:r>
+              <w:rPr>
+                <w:rFonts w:ascii="Times New Roman" w:hAnsi="Times New Roman" w:eastAsia="黑体"/>
+                <w:b/>
+                <w:color w:val="000000"/>
+                <w:sz w:val="18"/>
+              </w:rPr>
+              <w:t>纪要详细内容</w:t>
+            </w:r>
+          </w:p>
+        </w:tc>
+      </w:tr>
+      <w:tr>
+        <w:trPr>
+          <w:cantSplit/>
+        </w:trPr>
+        <w:tc>
+          <w:tcPr>
+            <w:tcW w:type="dxa" w:w="4513"/>
+            <w:vAlign w:val="center"/>
+            <w:tcMar>
+              <w:top w:w="70" w:type="dxa"/>
+              <w:bottom w:w="70" w:type="dxa"/>
+              <w:left w:w="90" w:type="dxa"/>
+              <w:right w:w="90" w:type="dxa"/>
+            </w:tcMar>
+          </w:tcPr>
+          <w:p>
+            <w:pPr>
+              <w:spacing w:before="20" w:after="20" w:line="276" w:lineRule="auto"/>
+              <w:jc w:val="center"/>
+            </w:pPr>
+            <w:r>
+              <w:rPr>
+                <w:rFonts w:ascii="Times New Roman" w:hAnsi="Times New Roman" w:eastAsia="宋体"/>
+                <w:b w:val="0"/>
+                <w:color w:val="000000"/>
+                <w:sz w:val="18"/>
+              </w:rPr>
+              <w:t>会议时间与地点</w:t>
+            </w:r>
+          </w:p>
+        </w:tc>
+        <w:tc>
+          <w:tcPr>
+            <w:tcW w:type="dxa" w:w="4513"/>
+            <w:vAlign w:val="center"/>
+            <w:tcMar>
+              <w:top w:w="70" w:type="dxa"/>
+              <w:bottom w:w="70" w:type="dxa"/>
+              <w:left w:w="90" w:type="dxa"/>
+              <w:right w:w="90" w:type="dxa"/>
+            </w:tcMar>
+          </w:tcPr>
+          <w:p>
+            <w:pPr>
+              <w:spacing w:before="20" w:after="20" w:line="276" w:lineRule="auto"/>
+            </w:pPr>
+            <w:r>
+              <w:rPr>
+                <w:rFonts w:ascii="Times New Roman" w:hAnsi="Times New Roman" w:eastAsia="宋体"/>
+                <w:b w:val="0"/>
+                <w:color w:val="000000"/>
+                <w:sz w:val="18"/>
+              </w:rPr>
+              <w:t>2026年09月10日 09:30-11:30 | 三创谷实训基地 612 实训室</w:t>
+            </w:r>
+          </w:p>
+        </w:tc>
+      </w:tr>
+      <w:tr>
+        <w:trPr>
+          <w:cantSplit/>
+        </w:trPr>
+        <w:tc>
+          <w:tcPr>
+            <w:tcW w:type="dxa" w:w="4513"/>
+            <w:vAlign w:val="center"/>
+            <w:tcMar>
+              <w:top w:w="70" w:type="dxa"/>
+              <w:bottom w:w="70" w:type="dxa"/>
+              <w:left w:w="90" w:type="dxa"/>
+              <w:right w:w="90" w:type="dxa"/>
+            </w:tcMar>
+            <w:shd w:fill="F7F7F7"/>
+          </w:tcPr>
+          <w:p>
+            <w:pPr>
+              <w:spacing w:before="20" w:after="20" w:line="276" w:lineRule="auto"/>
+              <w:jc w:val="center"/>
+            </w:pPr>
+            <w:r>
+              <w:rPr>
+                <w:rFonts w:ascii="Times New Roman" w:hAnsi="Times New Roman" w:eastAsia="宋体"/>
+                <w:b w:val="0"/>
+                <w:color w:val="000000"/>
+                <w:sz w:val="18"/>
+              </w:rPr>
+              <w:t>参会人员与主持</w:t>
+            </w:r>
+          </w:p>
+        </w:tc>
+        <w:tc>
+          <w:tcPr>
+            <w:tcW w:type="dxa" w:w="4513"/>
             <w:vAlign w:val="center"/>
             <w:tcMar>
               <w:top w:w="70" w:type="dxa"/>
@@ -3465,7 +3183,187 @@
                 <w:color w:val="000000"/>
                 <w:sz w:val="18"/>
               </w:rPr>
-              <w:t>待填写</w:t>
+              <w:t>参会人员：周虹宏、钟毓林、胡吉涵、李治宏；指导教师：钟辉；主持人：周虹宏</w:t>
+            </w:r>
+          </w:p>
+        </w:tc>
+      </w:tr>
+      <w:tr>
+        <w:trPr>
+          <w:cantSplit/>
+        </w:trPr>
+        <w:tc>
+          <w:tcPr>
+            <w:tcW w:type="dxa" w:w="4513"/>
+            <w:vAlign w:val="center"/>
+            <w:tcMar>
+              <w:top w:w="70" w:type="dxa"/>
+              <w:bottom w:w="70" w:type="dxa"/>
+              <w:left w:w="90" w:type="dxa"/>
+              <w:right w:w="90" w:type="dxa"/>
+            </w:tcMar>
+          </w:tcPr>
+          <w:p>
+            <w:pPr>
+              <w:spacing w:before="20" w:after="20" w:line="276" w:lineRule="auto"/>
+              <w:jc w:val="center"/>
+            </w:pPr>
+            <w:r>
+              <w:rPr>
+                <w:rFonts w:ascii="Times New Roman" w:hAnsi="Times New Roman" w:eastAsia="宋体"/>
+                <w:b w:val="0"/>
+                <w:color w:val="000000"/>
+                <w:sz w:val="18"/>
+              </w:rPr>
+              <w:t>会议核心议题</w:t>
+            </w:r>
+          </w:p>
+        </w:tc>
+        <w:tc>
+          <w:tcPr>
+            <w:tcW w:type="dxa" w:w="4513"/>
+            <w:vAlign w:val="center"/>
+            <w:tcMar>
+              <w:top w:w="70" w:type="dxa"/>
+              <w:bottom w:w="70" w:type="dxa"/>
+              <w:left w:w="90" w:type="dxa"/>
+              <w:right w:w="90" w:type="dxa"/>
+            </w:tcMar>
+          </w:tcPr>
+          <w:p>
+            <w:pPr>
+              <w:spacing w:before="20" w:after="20" w:line="276" w:lineRule="auto"/>
+            </w:pPr>
+            <w:r>
+              <w:rPr>
+                <w:rFonts w:ascii="Times New Roman" w:hAnsi="Times New Roman" w:eastAsia="宋体"/>
+                <w:b w:val="0"/>
+                <w:color w:val="000000"/>
+                <w:sz w:val="18"/>
+              </w:rPr>
+              <w:t>全套 10 份工程交付文档一致性审查、答辩演示演练与实训总结</w:t>
+            </w:r>
+          </w:p>
+        </w:tc>
+      </w:tr>
+      <w:tr>
+        <w:trPr>
+          <w:cantSplit/>
+        </w:trPr>
+        <w:tc>
+          <w:tcPr>
+            <w:tcW w:type="dxa" w:w="4513"/>
+            <w:vAlign w:val="center"/>
+            <w:tcMar>
+              <w:top w:w="70" w:type="dxa"/>
+              <w:bottom w:w="70" w:type="dxa"/>
+              <w:left w:w="90" w:type="dxa"/>
+              <w:right w:w="90" w:type="dxa"/>
+            </w:tcMar>
+            <w:shd w:fill="F7F7F7"/>
+          </w:tcPr>
+          <w:p>
+            <w:pPr>
+              <w:spacing w:before="20" w:after="20" w:line="276" w:lineRule="auto"/>
+              <w:jc w:val="center"/>
+            </w:pPr>
+            <w:r>
+              <w:rPr>
+                <w:rFonts w:ascii="Times New Roman" w:hAnsi="Times New Roman" w:eastAsia="宋体"/>
+                <w:b w:val="0"/>
+                <w:color w:val="000000"/>
+                <w:sz w:val="18"/>
+              </w:rPr>
+              <w:t>会议研讨与决议</w:t>
+            </w:r>
+          </w:p>
+        </w:tc>
+        <w:tc>
+          <w:tcPr>
+            <w:tcW w:type="dxa" w:w="4513"/>
+            <w:vAlign w:val="center"/>
+            <w:tcMar>
+              <w:top w:w="70" w:type="dxa"/>
+              <w:bottom w:w="70" w:type="dxa"/>
+              <w:left w:w="90" w:type="dxa"/>
+              <w:right w:w="90" w:type="dxa"/>
+            </w:tcMar>
+            <w:shd w:fill="F7F7F7"/>
+          </w:tcPr>
+          <w:p>
+            <w:pPr>
+              <w:spacing w:before="20" w:after="20" w:line="276" w:lineRule="auto"/>
+            </w:pPr>
+            <w:r>
+              <w:rPr>
+                <w:rFonts w:ascii="Times New Roman" w:hAnsi="Times New Roman" w:eastAsia="宋体"/>
+                <w:b w:val="0"/>
+                <w:color w:val="000000"/>
+                <w:sz w:val="18"/>
+              </w:rPr>
+              <w:t>1. 全员交叉复核 10 份交付文档与代码实现的一致性，核验通过《项目报告一致性清单》，保证各文档数据、图表与学号信息完全对应。</w:t>
+              <w:br/>
+              <w:t>2. 演练项目结项答辩 PPT 与系统演示：周虹宏汇报项目背景、团队管理与质量结论；钟毓林汇报后端架构、安全鉴权与随访业务；胡吉涵汇报 18 表数据架构、设备接入与围栏算法；李治宏汇报前端 Vue 3 交互与大屏数据模拟可视化。</w:t>
+              <w:br/>
+              <w:t>3. 确认系统具备结项验收条件，全套技术资料归档。</w:t>
+            </w:r>
+          </w:p>
+        </w:tc>
+      </w:tr>
+      <w:tr>
+        <w:trPr>
+          <w:cantSplit/>
+        </w:trPr>
+        <w:tc>
+          <w:tcPr>
+            <w:tcW w:type="dxa" w:w="4513"/>
+            <w:vAlign w:val="center"/>
+            <w:tcMar>
+              <w:top w:w="70" w:type="dxa"/>
+              <w:bottom w:w="70" w:type="dxa"/>
+              <w:left w:w="90" w:type="dxa"/>
+              <w:right w:w="90" w:type="dxa"/>
+            </w:tcMar>
+          </w:tcPr>
+          <w:p>
+            <w:pPr>
+              <w:spacing w:before="20" w:after="20" w:line="276" w:lineRule="auto"/>
+              <w:jc w:val="center"/>
+            </w:pPr>
+            <w:r>
+              <w:rPr>
+                <w:rFonts w:ascii="Times New Roman" w:hAnsi="Times New Roman" w:eastAsia="宋体"/>
+                <w:b w:val="0"/>
+                <w:color w:val="000000"/>
+                <w:sz w:val="18"/>
+              </w:rPr>
+              <w:t>后续行动项 (Action)</w:t>
+            </w:r>
+          </w:p>
+        </w:tc>
+        <w:tc>
+          <w:tcPr>
+            <w:tcW w:type="dxa" w:w="4513"/>
+            <w:vAlign w:val="center"/>
+            <w:tcMar>
+              <w:top w:w="70" w:type="dxa"/>
+              <w:bottom w:w="70" w:type="dxa"/>
+              <w:left w:w="90" w:type="dxa"/>
+              <w:right w:w="90" w:type="dxa"/>
+            </w:tcMar>
+          </w:tcPr>
+          <w:p>
+            <w:pPr>
+              <w:spacing w:before="20" w:after="20" w:line="276" w:lineRule="auto"/>
+            </w:pPr>
+            <w:r>
+              <w:rPr>
+                <w:rFonts w:ascii="Times New Roman" w:hAnsi="Times New Roman" w:eastAsia="宋体"/>
+                <w:b w:val="0"/>
+                <w:color w:val="000000"/>
+                <w:sz w:val="18"/>
+              </w:rPr>
+              <w:t>全员提交实训报告与全套工程交付物，迎接 9 月 11 日结项答辩。</w:t>
             </w:r>
           </w:p>
         </w:tc>
@@ -3482,20 +3380,6 @@
           <w:color w:val="000000"/>
           <w:sz w:val="4"/>
         </w:rPr>
-      </w:r>
-    </w:p>
-    <w:p>
-      <w:pPr>
-        <w:spacing w:after="120" w:line="324" w:lineRule="auto"/>
-        <w:snapToGrid w:val="0"/>
-      </w:pPr>
-      <w:r>
-        <w:rPr>
-          <w:rFonts w:ascii="Times New Roman" w:hAnsi="Times New Roman" w:eastAsia="宋体"/>
-          <w:color w:val="000000"/>
-          <w:sz w:val="21"/>
-        </w:rPr>
-        <w:t>会议结论确认人及确认时间：待实际确认后填写。保留事实、决策和负责人即可，无需编写与真实项目不符的进度或工时。</w:t>
       </w:r>
     </w:p>
     <w:sectPr>
